--- a/zht/docx/081.content.docx
+++ b/zht/docx/081.content.docx
@@ -150,26 +150,6 @@
           <w:lang w:val="zh_TW" w:bidi="zh_TW"/>
         </w:rPr>
         <w:t>tian</w:t>
-      </w:r>
-      <w:r>
-        <w:rPr>
-          <w:lang w:val="zh_TW" w:bidi="zh_TW"/>
-        </w:rPr>
-      </w:r>
-    </w:p>
-    <w:p>
-      <w:pPr/>
-      <w:r>
-        <w:rPr>
-          <w:lang w:val="zh_TW" w:bidi="zh_TW"/>
-        </w:rPr>
-      </w:r>
-      <w:r>
-        <w:rPr>
-          <w:i/>
-          <w:lang w:val="zh_TW" w:bidi="zh_TW"/>
-        </w:rPr>
-        <w:t>天國的國民身份, 天啟文學, 天上的糧食, 天使, 天使的敬拜</w:t>
       </w:r>
       <w:r>
         <w:rPr>

--- a/zht/docx/081.content.docx
+++ b/zht/docx/081.content.docx
@@ -19,7 +19,7 @@
         <w:rPr>
           <w:lang w:val="zh_TW" w:bidi="zh_TW"/>
         </w:rPr>
-        <w:t>Resource: Study Notes - Themes (Tyndale)</w:t>
+        <w:t>Resource: Tyndale Open Study Notes</w:t>
       </w:r>
       <w:r>
         <w:rPr>
@@ -112,7 +112,7 @@
         <w:rPr>
           <w:lang w:val="zh_TW" w:bidi="zh_TW"/>
         </w:rPr>
-        <w:t>Study Notes - Themes (Tyndale)</w:t>
+        <w:t>Tyndale Open Study Notes</w:t>
       </w:r>
     </w:p>
     <w:p>

--- a/zht/docx/081.content.docx
+++ b/zht/docx/081.content.docx
@@ -19,7 +19,7 @@
         <w:rPr>
           <w:lang w:val="zh_TW" w:bidi="zh_TW"/>
         </w:rPr>
-        <w:t>Resource: Tyndale Open Study Notes</w:t>
+        <w:t>Resource: Aquifer Open Study Notes (Themes)</w:t>
       </w:r>
       <w:r>
         <w:rPr>
@@ -112,7 +112,7 @@
         <w:rPr>
           <w:lang w:val="zh_TW" w:bidi="zh_TW"/>
         </w:rPr>
-        <w:t>Tyndale Open Study Notes</w:t>
+        <w:t>Aquifer Open Study Notes (Themes)</w:t>
       </w:r>
     </w:p>
     <w:p>

--- a/zht/docx/081.content.docx
+++ b/zht/docx/081.content.docx
@@ -245,18 +245,12 @@
         </w:rPr>
         <w:t>那樣的領袖來戰勝他們的壓迫者。但耶穌所宣講的神國觀與他們的盼望大不相同（</w:t>
       </w:r>
-      <w:hyperlink r:id="rId13">
-        <w:r>
-          <w:rPr>
-            <w:lang w:val="zh_TW" w:bidi="zh_TW"/>
-          </w:rPr>
-          <w:rPr>
-            <w:color w:val="0000EE"/>
-            <w:u w:val="single"/>
-          </w:rPr>
-          <w:t>太5:43–48</w:t>
-        </w:r>
-      </w:hyperlink>
+      <w:r>
+        <w:rPr>
+          <w:lang w:val="zh_TW" w:bidi="zh_TW"/>
+        </w:rPr>
+        <w:t>太5:43–48</w:t>
+      </w:r>
       <w:r>
         <w:rPr>
           <w:lang w:val="zh_TW" w:bidi="zh_TW"/>
@@ -363,18 +357,12 @@
         </w:rPr>
         <w:t>這關乎天國的新信息，對聆聽耶穌話語的人產生了強烈的影響（</w:t>
       </w:r>
-      <w:hyperlink r:id="rId14">
-        <w:r>
-          <w:rPr>
-            <w:lang w:val="zh_TW" w:bidi="zh_TW"/>
-          </w:rPr>
-          <w:rPr>
-            <w:color w:val="0000EE"/>
-            <w:u w:val="single"/>
-          </w:rPr>
-          <w:t>太7:28–29</w:t>
-        </w:r>
-      </w:hyperlink>
+      <w:r>
+        <w:rPr>
+          <w:lang w:val="zh_TW" w:bidi="zh_TW"/>
+        </w:rPr>
+        <w:t>太7:28–29</w:t>
+      </w:r>
       <w:r>
         <w:rPr>
           <w:lang w:val="zh_TW" w:bidi="zh_TW"/>
@@ -395,54 +383,36 @@
         </w:rPr>
         <w:t>人們常會將上述三方面區分得很清楚，但實際上它們總是同時存在。舉例來說，耶穌教導人要謙卑，乍看之下是內在的品格，但它同時也關乎我們對神和對人的態度（</w:t>
       </w:r>
-      <w:hyperlink r:id="rId15">
-        <w:r>
-          <w:rPr>
-            <w:lang w:val="zh_TW" w:bidi="zh_TW"/>
-          </w:rPr>
-          <w:rPr>
-            <w:color w:val="0000EE"/>
-            <w:u w:val="single"/>
-          </w:rPr>
-          <w:t>太5:5</w:t>
-        </w:r>
-      </w:hyperlink>
+      <w:r>
+        <w:rPr>
+          <w:lang w:val="zh_TW" w:bidi="zh_TW"/>
+        </w:rPr>
+        <w:t>太5:5</w:t>
+      </w:r>
       <w:r>
         <w:rPr>
           <w:lang w:val="zh_TW" w:bidi="zh_TW"/>
         </w:rPr>
         <w:t>）。祂吩咐不要與惡人作對，這看似是針對外在的行為（</w:t>
       </w:r>
-      <w:hyperlink r:id="rId16">
-        <w:r>
-          <w:rPr>
-            <w:lang w:val="zh_TW" w:bidi="zh_TW"/>
-          </w:rPr>
-          <w:rPr>
-            <w:color w:val="0000EE"/>
-            <w:u w:val="single"/>
-          </w:rPr>
-          <w:t>5:39</w:t>
-        </w:r>
-      </w:hyperlink>
+      <w:r>
+        <w:rPr>
+          <w:lang w:val="zh_TW" w:bidi="zh_TW"/>
+        </w:rPr>
+        <w:t>5:39</w:t>
+      </w:r>
       <w:r>
         <w:rPr>
           <w:lang w:val="zh_TW" w:bidi="zh_TW"/>
         </w:rPr>
         <w:t>），但往往也需要對神的信靠與內在的力量。耶穌關於禱告的教導主要是講我們與神的關係（</w:t>
       </w:r>
-      <w:hyperlink r:id="rId17">
-        <w:r>
-          <w:rPr>
-            <w:lang w:val="zh_TW" w:bidi="zh_TW"/>
-          </w:rPr>
-          <w:rPr>
-            <w:color w:val="0000EE"/>
-            <w:u w:val="single"/>
-          </w:rPr>
-          <w:t>6:5–15</w:t>
-        </w:r>
-      </w:hyperlink>
+      <w:r>
+        <w:rPr>
+          <w:lang w:val="zh_TW" w:bidi="zh_TW"/>
+        </w:rPr>
+        <w:t>6:5–15</w:t>
+      </w:r>
       <w:r>
         <w:rPr>
           <w:lang w:val="zh_TW" w:bidi="zh_TW"/>
@@ -463,36 +433,24 @@
         </w:rPr>
         <w:t>要成為天國的國民，就必須跟從耶穌，活出一種以神為中心，而非以自我為中心的生命。若靠自己活出義，只會讓人持續活在黑暗中，因為這仍然是以自我為中心。耶穌所要求的是真正的義，也就是神自己的義（</w:t>
       </w:r>
-      <w:hyperlink r:id="rId18">
-        <w:r>
-          <w:rPr>
-            <w:lang w:val="zh_TW" w:bidi="zh_TW"/>
-          </w:rPr>
-          <w:rPr>
-            <w:color w:val="0000EE"/>
-            <w:u w:val="single"/>
-          </w:rPr>
-          <w:t>太5:20</w:t>
-        </w:r>
-      </w:hyperlink>
+      <w:r>
+        <w:rPr>
+          <w:lang w:val="zh_TW" w:bidi="zh_TW"/>
+        </w:rPr>
+        <w:t>太5:20</w:t>
+      </w:r>
       <w:r>
         <w:rPr>
           <w:lang w:val="zh_TW" w:bidi="zh_TW"/>
         </w:rPr>
         <w:t>、</w:t>
       </w:r>
-      <w:hyperlink r:id="rId19">
-        <w:r>
-          <w:rPr>
-            <w:lang w:val="zh_TW" w:bidi="zh_TW"/>
-          </w:rPr>
-          <w:rPr>
-            <w:color w:val="0000EE"/>
-            <w:u w:val="single"/>
-          </w:rPr>
-          <w:t>48</w:t>
-        </w:r>
-      </w:hyperlink>
+      <w:r>
+        <w:rPr>
+          <w:lang w:val="zh_TW" w:bidi="zh_TW"/>
+        </w:rPr>
+        <w:t>48</w:t>
+      </w:r>
       <w:r>
         <w:rPr>
           <w:lang w:val="zh_TW" w:bidi="zh_TW"/>
@@ -522,120 +480,72 @@
           <w:lang w:val="zh_TW" w:bidi="zh_TW"/>
         </w:rPr>
       </w:r>
-      <w:hyperlink r:id="rId20">
-        <w:r>
-          <w:rPr>
-            <w:lang w:val="zh_TW" w:bidi="zh_TW"/>
-          </w:rPr>
-          <w:rPr>
-            <w:color w:val="0000EE"/>
-            <w:u w:val="single"/>
-          </w:rPr>
-          <w:t>太7:24–29</w:t>
-        </w:r>
-      </w:hyperlink>
+      <w:r>
+        <w:rPr>
+          <w:lang w:val="zh_TW" w:bidi="zh_TW"/>
+        </w:rPr>
+        <w:t>太7:24–29</w:t>
+      </w:r>
       <w:r>
         <w:rPr>
           <w:lang w:val="zh_TW" w:bidi="zh_TW"/>
         </w:rPr>
         <w:t>，</w:t>
       </w:r>
-      <w:hyperlink r:id="rId21">
-        <w:r>
-          <w:rPr>
-            <w:lang w:val="zh_TW" w:bidi="zh_TW"/>
-          </w:rPr>
-          <w:rPr>
-            <w:color w:val="0000EE"/>
-            <w:u w:val="single"/>
-          </w:rPr>
-          <w:t>13:1–52；</w:t>
-        </w:r>
-      </w:hyperlink>
-      <w:hyperlink r:id="rId22">
-        <w:r>
-          <w:rPr>
-            <w:lang w:val="zh_TW" w:bidi="zh_TW"/>
-          </w:rPr>
-          <w:rPr>
-            <w:color w:val="0000EE"/>
-            <w:u w:val="single"/>
-          </w:rPr>
-          <w:t>可10:14–16；</w:t>
-        </w:r>
-      </w:hyperlink>
-      <w:hyperlink r:id="rId23">
-        <w:r>
-          <w:rPr>
-            <w:lang w:val="zh_TW" w:bidi="zh_TW"/>
-          </w:rPr>
-          <w:rPr>
-            <w:color w:val="0000EE"/>
-            <w:u w:val="single"/>
-          </w:rPr>
-          <w:t>路8:1–3</w:t>
-        </w:r>
-      </w:hyperlink>
+      <w:r>
+        <w:rPr>
+          <w:lang w:val="zh_TW" w:bidi="zh_TW"/>
+        </w:rPr>
+        <w:t>13:1–52；</w:t>
+      </w:r>
+      <w:r>
+        <w:rPr>
+          <w:lang w:val="zh_TW" w:bidi="zh_TW"/>
+        </w:rPr>
+        <w:t>可10:14–16；</w:t>
+      </w:r>
+      <w:r>
+        <w:rPr>
+          <w:lang w:val="zh_TW" w:bidi="zh_TW"/>
+        </w:rPr>
+        <w:t>路8:1–3</w:t>
+      </w:r>
       <w:r>
         <w:rPr>
           <w:lang w:val="zh_TW" w:bidi="zh_TW"/>
         </w:rPr>
         <w:t>，</w:t>
       </w:r>
-      <w:hyperlink r:id="rId24">
-        <w:r>
-          <w:rPr>
-            <w:lang w:val="zh_TW" w:bidi="zh_TW"/>
-          </w:rPr>
-          <w:rPr>
-            <w:color w:val="0000EE"/>
-            <w:u w:val="single"/>
-          </w:rPr>
-          <w:t>9:1–6；</w:t>
-        </w:r>
-      </w:hyperlink>
-      <w:hyperlink r:id="rId25">
-        <w:r>
-          <w:rPr>
-            <w:lang w:val="zh_TW" w:bidi="zh_TW"/>
-          </w:rPr>
-          <w:rPr>
-            <w:color w:val="0000EE"/>
-            <w:u w:val="single"/>
-          </w:rPr>
-          <w:t>約3:1–21；</w:t>
-        </w:r>
-      </w:hyperlink>
-      <w:hyperlink r:id="rId26">
-        <w:r>
-          <w:rPr>
-            <w:lang w:val="zh_TW" w:bidi="zh_TW"/>
-          </w:rPr>
-          <w:rPr>
-            <w:color w:val="0000EE"/>
-            <w:u w:val="single"/>
-          </w:rPr>
-          <w:t>徒8:12</w:t>
-        </w:r>
-      </w:hyperlink>
+      <w:r>
+        <w:rPr>
+          <w:lang w:val="zh_TW" w:bidi="zh_TW"/>
+        </w:rPr>
+        <w:t>9:1–6；</w:t>
+      </w:r>
+      <w:r>
+        <w:rPr>
+          <w:lang w:val="zh_TW" w:bidi="zh_TW"/>
+        </w:rPr>
+        <w:t>約3:1–21；</w:t>
+      </w:r>
+      <w:r>
+        <w:rPr>
+          <w:lang w:val="zh_TW" w:bidi="zh_TW"/>
+        </w:rPr>
+        <w:t>徒8:12</w:t>
+      </w:r>
       <w:r>
         <w:rPr>
           <w:lang w:val="zh_TW" w:bidi="zh_TW"/>
         </w:rPr>
         <w:t>，</w:t>
       </w:r>
-      <w:hyperlink r:id="rId27">
-        <w:r>
-          <w:rPr>
-            <w:lang w:val="zh_TW" w:bidi="zh_TW"/>
-          </w:rPr>
-          <w:rPr>
-            <w:color w:val="0000EE"/>
-            <w:u w:val="single"/>
-          </w:rPr>
-          <w:t>28:23–31</w:t>
-        </w:r>
-      </w:hyperlink>
+      <w:r>
+        <w:rPr>
+          <w:lang w:val="zh_TW" w:bidi="zh_TW"/>
+        </w:rPr>
+        <w:t>28:23–31</w:t>
+      </w:r>
       <w:r>
         <w:rPr>
           <w:lang w:val="zh_TW" w:bidi="zh_TW"/>
@@ -684,72 +594,48 @@
         </w:rPr>
         <w:t>舊約中有些經文展現出與後期猶太天啟文學相似的主題（</w:t>
       </w:r>
-      <w:hyperlink r:id="rId28">
-        <w:r>
-          <w:rPr>
-            <w:lang w:val="zh_TW" w:bidi="zh_TW"/>
-          </w:rPr>
-          <w:rPr>
-            <w:color w:val="0000EE"/>
-            <w:u w:val="single"/>
-          </w:rPr>
-          <w:t>賽24–27章</w:t>
-        </w:r>
-      </w:hyperlink>
+      <w:r>
+        <w:rPr>
+          <w:lang w:val="zh_TW" w:bidi="zh_TW"/>
+        </w:rPr>
+        <w:t>賽24–27章</w:t>
+      </w:r>
       <w:r>
         <w:rPr>
           <w:lang w:val="zh_TW" w:bidi="zh_TW"/>
         </w:rPr>
         <w:t>；</w:t>
       </w:r>
-      <w:hyperlink r:id="rId29">
-        <w:r>
-          <w:rPr>
-            <w:lang w:val="zh_TW" w:bidi="zh_TW"/>
-          </w:rPr>
-          <w:rPr>
-            <w:color w:val="0000EE"/>
-            <w:u w:val="single"/>
-          </w:rPr>
-          <w:t>結38:1–39:29</w:t>
-        </w:r>
-      </w:hyperlink>
+      <w:r>
+        <w:rPr>
+          <w:lang w:val="zh_TW" w:bidi="zh_TW"/>
+        </w:rPr>
+        <w:t>結38:1–39:29</w:t>
+      </w:r>
       <w:r>
         <w:rPr>
           <w:lang w:val="zh_TW" w:bidi="zh_TW"/>
         </w:rPr>
         <w:t>；</w:t>
       </w:r>
-      <w:hyperlink r:id="rId30">
-        <w:r>
-          <w:rPr>
-            <w:lang w:val="zh_TW" w:bidi="zh_TW"/>
-          </w:rPr>
-          <w:rPr>
-            <w:color w:val="0000EE"/>
-            <w:u w:val="single"/>
-          </w:rPr>
-          <w:t>但7–12章</w:t>
-        </w:r>
-      </w:hyperlink>
+      <w:r>
+        <w:rPr>
+          <w:lang w:val="zh_TW" w:bidi="zh_TW"/>
+        </w:rPr>
+        <w:t>但7–12章</w:t>
+      </w:r>
       <w:r>
         <w:rPr>
           <w:lang w:val="zh_TW" w:bidi="zh_TW"/>
         </w:rPr>
         <w:t>；</w:t>
       </w:r>
-      <w:hyperlink r:id="rId31">
-        <w:r>
-          <w:rPr>
-            <w:lang w:val="zh_TW" w:bidi="zh_TW"/>
-          </w:rPr>
-          <w:rPr>
-            <w:color w:val="0000EE"/>
-            <w:u w:val="single"/>
-          </w:rPr>
-          <w:t>亞9–14章</w:t>
-        </w:r>
-      </w:hyperlink>
+      <w:r>
+        <w:rPr>
+          <w:lang w:val="zh_TW" w:bidi="zh_TW"/>
+        </w:rPr>
+        <w:t>亞9–14章</w:t>
+      </w:r>
       <w:r>
         <w:rPr>
           <w:lang w:val="zh_TW" w:bidi="zh_TW"/>
@@ -875,126 +761,72 @@
           <w:lang w:val="zh_TW" w:bidi="zh_TW"/>
         </w:rPr>
       </w:r>
-      <w:hyperlink r:id="rId32">
-        <w:r>
-          <w:rPr>
-            <w:lang w:val="zh_TW" w:bidi="zh_TW"/>
-          </w:rPr>
-          <w:rPr>
-            <w:color w:val="0000EE"/>
-            <w:u w:val="single"/>
-          </w:rPr>
-          <w:t>結38:1</w:t>
-        </w:r>
-      </w:hyperlink>
-      <w:hyperlink r:id="rId29">
-        <w:r>
-          <w:rPr>
-            <w:lang w:val="zh_TW" w:bidi="zh_TW"/>
-          </w:rPr>
-          <w:rPr>
-            <w:color w:val="0000EE"/>
-            <w:u w:val="single"/>
-          </w:rPr>
-          <w:t>–</w:t>
-        </w:r>
-      </w:hyperlink>
-      <w:hyperlink r:id="rId32">
-        <w:r>
-          <w:rPr>
-            <w:lang w:val="zh_TW" w:bidi="zh_TW"/>
-          </w:rPr>
-          <w:rPr>
-            <w:color w:val="0000EE"/>
-            <w:u w:val="single"/>
-          </w:rPr>
-          <w:t>39:24</w:t>
-        </w:r>
-      </w:hyperlink>
+      <w:r>
+        <w:rPr>
+          <w:lang w:val="zh_TW" w:bidi="zh_TW"/>
+        </w:rPr>
+        <w:t>結38:1</w:t>
+      </w:r>
+      <w:r>
+        <w:rPr>
+          <w:lang w:val="zh_TW" w:bidi="zh_TW"/>
+        </w:rPr>
+        <w:t>–</w:t>
+      </w:r>
+      <w:r>
+        <w:rPr>
+          <w:lang w:val="zh_TW" w:bidi="zh_TW"/>
+        </w:rPr>
+        <w:t>39:24</w:t>
+      </w:r>
       <w:r>
         <w:rPr>
           <w:lang w:val="zh_TW" w:bidi="zh_TW"/>
         </w:rPr>
         <w:t>；</w:t>
       </w:r>
-      <w:hyperlink r:id="rId30">
-        <w:r>
-          <w:rPr>
-            <w:lang w:val="zh_TW" w:bidi="zh_TW"/>
-          </w:rPr>
-          <w:rPr>
-            <w:color w:val="0000EE"/>
-            <w:u w:val="single"/>
-          </w:rPr>
-          <w:t>但7:1</w:t>
-        </w:r>
-      </w:hyperlink>
-      <w:hyperlink r:id="rId29">
-        <w:r>
-          <w:rPr>
-            <w:lang w:val="zh_TW" w:bidi="zh_TW"/>
-          </w:rPr>
-          <w:rPr>
-            <w:color w:val="0000EE"/>
-            <w:u w:val="single"/>
-          </w:rPr>
-          <w:t>–</w:t>
-        </w:r>
-      </w:hyperlink>
-      <w:hyperlink r:id="rId30">
-        <w:r>
-          <w:rPr>
-            <w:lang w:val="zh_TW" w:bidi="zh_TW"/>
-          </w:rPr>
-          <w:rPr>
-            <w:color w:val="0000EE"/>
-            <w:u w:val="single"/>
-          </w:rPr>
-          <w:t>12:13</w:t>
-        </w:r>
-      </w:hyperlink>
+      <w:r>
+        <w:rPr>
+          <w:lang w:val="zh_TW" w:bidi="zh_TW"/>
+        </w:rPr>
+        <w:t>但7:1</w:t>
+      </w:r>
+      <w:r>
+        <w:rPr>
+          <w:lang w:val="zh_TW" w:bidi="zh_TW"/>
+        </w:rPr>
+        <w:t>–</w:t>
+      </w:r>
+      <w:r>
+        <w:rPr>
+          <w:lang w:val="zh_TW" w:bidi="zh_TW"/>
+        </w:rPr>
+        <w:t>12:13</w:t>
+      </w:r>
       <w:r>
         <w:rPr>
           <w:lang w:val="zh_TW" w:bidi="zh_TW"/>
         </w:rPr>
         <w:t>；</w:t>
       </w:r>
-      <w:hyperlink r:id="rId31">
-        <w:r>
-          <w:rPr>
-            <w:lang w:val="zh_TW" w:bidi="zh_TW"/>
-          </w:rPr>
-          <w:rPr>
-            <w:color w:val="0000EE"/>
-            <w:u w:val="single"/>
-          </w:rPr>
-          <w:t>亞9:1</w:t>
-        </w:r>
-      </w:hyperlink>
-      <w:hyperlink r:id="rId29">
-        <w:r>
-          <w:rPr>
-            <w:lang w:val="zh_TW" w:bidi="zh_TW"/>
-          </w:rPr>
-          <w:rPr>
-            <w:color w:val="0000EE"/>
-            <w:u w:val="single"/>
-          </w:rPr>
-          <w:t>–</w:t>
-        </w:r>
-      </w:hyperlink>
-      <w:hyperlink r:id="rId31">
-        <w:r>
-          <w:rPr>
-            <w:lang w:val="zh_TW" w:bidi="zh_TW"/>
-          </w:rPr>
-          <w:rPr>
-            <w:color w:val="0000EE"/>
-            <w:u w:val="single"/>
-          </w:rPr>
-          <w:t>14:21</w:t>
-        </w:r>
-      </w:hyperlink>
+      <w:r>
+        <w:rPr>
+          <w:lang w:val="zh_TW" w:bidi="zh_TW"/>
+        </w:rPr>
+        <w:t>亞9:1</w:t>
+      </w:r>
+      <w:r>
+        <w:rPr>
+          <w:lang w:val="zh_TW" w:bidi="zh_TW"/>
+        </w:rPr>
+        <w:t>–</w:t>
+      </w:r>
+      <w:r>
+        <w:rPr>
+          <w:lang w:val="zh_TW" w:bidi="zh_TW"/>
+        </w:rPr>
+        <w:t>14:21</w:t>
+      </w:r>
       <w:r>
         <w:rPr>
           <w:lang w:val="zh_TW" w:bidi="zh_TW"/>
@@ -1043,120 +875,78 @@
         </w:rPr>
         <w:t>當以色列人離開埃及、進入曠野時，神為他們預備了嗎哪。嗎哪是一種像餅的物質，是神賜給他們的糧食（</w:t>
       </w:r>
-      <w:hyperlink r:id="rId33">
-        <w:r>
-          <w:rPr>
-            <w:lang w:val="zh_TW" w:bidi="zh_TW"/>
-          </w:rPr>
-          <w:rPr>
-            <w:color w:val="0000EE"/>
-            <w:u w:val="single"/>
-          </w:rPr>
-          <w:t>出16章</w:t>
-        </w:r>
-      </w:hyperlink>
+      <w:r>
+        <w:rPr>
+          <w:lang w:val="zh_TW" w:bidi="zh_TW"/>
+        </w:rPr>
+        <w:t>出16章</w:t>
+      </w:r>
       <w:r>
         <w:rPr>
           <w:lang w:val="zh_TW" w:bidi="zh_TW"/>
         </w:rPr>
         <w:t>）。耶和華供應他們每日所需的食物（見</w:t>
       </w:r>
-      <w:hyperlink r:id="rId34">
-        <w:r>
-          <w:rPr>
-            <w:lang w:val="zh_TW" w:bidi="zh_TW"/>
-          </w:rPr>
-          <w:rPr>
-            <w:color w:val="0000EE"/>
-            <w:u w:val="single"/>
-          </w:rPr>
-          <w:t>尼9:20–21</w:t>
-        </w:r>
-      </w:hyperlink>
+      <w:r>
+        <w:rPr>
+          <w:lang w:val="zh_TW" w:bidi="zh_TW"/>
+        </w:rPr>
+        <w:t>尼9:20–21</w:t>
+      </w:r>
       <w:r>
         <w:rPr>
           <w:lang w:val="zh_TW" w:bidi="zh_TW"/>
         </w:rPr>
         <w:t>）。這種「從天而來的糧」顯明了神的慈愛，也表達祂在曠野中特別眷顧以色列的心意（見</w:t>
       </w:r>
-      <w:hyperlink r:id="rId35">
-        <w:r>
-          <w:rPr>
-            <w:lang w:val="zh_TW" w:bidi="zh_TW"/>
-          </w:rPr>
-          <w:rPr>
-            <w:color w:val="0000EE"/>
-            <w:u w:val="single"/>
-          </w:rPr>
-          <w:t>申8:3</w:t>
-        </w:r>
-      </w:hyperlink>
+      <w:r>
+        <w:rPr>
+          <w:lang w:val="zh_TW" w:bidi="zh_TW"/>
+        </w:rPr>
+        <w:t>申8:3</w:t>
+      </w:r>
       <w:r>
         <w:rPr>
           <w:lang w:val="zh_TW" w:bidi="zh_TW"/>
         </w:rPr>
         <w:t>、</w:t>
       </w:r>
-      <w:hyperlink r:id="rId36">
-        <w:r>
-          <w:rPr>
-            <w:lang w:val="zh_TW" w:bidi="zh_TW"/>
-          </w:rPr>
-          <w:rPr>
-            <w:color w:val="0000EE"/>
-            <w:u w:val="single"/>
-          </w:rPr>
-          <w:t>16</w:t>
-        </w:r>
-      </w:hyperlink>
+      <w:r>
+        <w:rPr>
+          <w:lang w:val="zh_TW" w:bidi="zh_TW"/>
+        </w:rPr>
+        <w:t>16</w:t>
+      </w:r>
       <w:r>
         <w:rPr>
           <w:lang w:val="zh_TW" w:bidi="zh_TW"/>
         </w:rPr>
         <w:t>；</w:t>
       </w:r>
-      <w:hyperlink r:id="rId37">
-        <w:r>
-          <w:rPr>
-            <w:lang w:val="zh_TW" w:bidi="zh_TW"/>
-          </w:rPr>
-          <w:rPr>
-            <w:color w:val="0000EE"/>
-            <w:u w:val="single"/>
-          </w:rPr>
-          <w:t>詩78:24，</w:t>
-        </w:r>
-      </w:hyperlink>
-      <w:hyperlink r:id="rId38">
-        <w:r>
-          <w:rPr>
-            <w:lang w:val="zh_TW" w:bidi="zh_TW"/>
-          </w:rPr>
-          <w:rPr>
-            <w:color w:val="0000EE"/>
-            <w:u w:val="single"/>
-          </w:rPr>
-          <w:t>105:40</w:t>
-        </w:r>
-      </w:hyperlink>
+      <w:r>
+        <w:rPr>
+          <w:lang w:val="zh_TW" w:bidi="zh_TW"/>
+        </w:rPr>
+        <w:t>詩78:24，</w:t>
+      </w:r>
+      <w:r>
+        <w:rPr>
+          <w:lang w:val="zh_TW" w:bidi="zh_TW"/>
+        </w:rPr>
+        <w:t>105:40</w:t>
+      </w:r>
       <w:r>
         <w:rPr>
           <w:lang w:val="zh_TW" w:bidi="zh_TW"/>
         </w:rPr>
         <w:t>；參</w:t>
       </w:r>
-      <w:hyperlink r:id="rId39">
-        <w:r>
-          <w:rPr>
-            <w:lang w:val="zh_TW" w:bidi="zh_TW"/>
-          </w:rPr>
-          <w:rPr>
-            <w:color w:val="0000EE"/>
-            <w:u w:val="single"/>
-          </w:rPr>
-          <w:t>啟2:17</w:t>
-        </w:r>
-      </w:hyperlink>
+      <w:r>
+        <w:rPr>
+          <w:lang w:val="zh_TW" w:bidi="zh_TW"/>
+        </w:rPr>
+        <w:t>啟2:17</w:t>
+      </w:r>
       <w:r>
         <w:rPr>
           <w:lang w:val="zh_TW" w:bidi="zh_TW"/>
@@ -1177,54 +967,36 @@
         </w:rPr>
         <w:t>嗎哪雖然是實質的食物，但有些經文也以象徵性的方式使用它，表達人與神之間的屬靈關係。它是神為祂子民奇妙供應的記號（見</w:t>
       </w:r>
-      <w:hyperlink r:id="rId40">
-        <w:r>
-          <w:rPr>
-            <w:lang w:val="zh_TW" w:bidi="zh_TW"/>
-          </w:rPr>
-          <w:rPr>
-            <w:color w:val="0000EE"/>
-            <w:u w:val="single"/>
-          </w:rPr>
-          <w:t>林前10:3–4</w:t>
-        </w:r>
-      </w:hyperlink>
+      <w:r>
+        <w:rPr>
+          <w:lang w:val="zh_TW" w:bidi="zh_TW"/>
+        </w:rPr>
+        <w:t>林前10:3–4</w:t>
+      </w:r>
       <w:r>
         <w:rPr>
           <w:lang w:val="zh_TW" w:bidi="zh_TW"/>
         </w:rPr>
         <w:t>）。同時，嗎哪也與以色列人對神的埋怨有關，顯出他們對神供應的不信靠（</w:t>
       </w:r>
-      <w:hyperlink r:id="rId41">
-        <w:r>
-          <w:rPr>
-            <w:lang w:val="zh_TW" w:bidi="zh_TW"/>
-          </w:rPr>
-          <w:rPr>
-            <w:color w:val="0000EE"/>
-            <w:u w:val="single"/>
-          </w:rPr>
-          <w:t>民11:1–15</w:t>
-        </w:r>
-      </w:hyperlink>
+      <w:r>
+        <w:rPr>
+          <w:lang w:val="zh_TW" w:bidi="zh_TW"/>
+        </w:rPr>
+        <w:t>民11:1–15</w:t>
+      </w:r>
       <w:r>
         <w:rPr>
           <w:lang w:val="zh_TW" w:bidi="zh_TW"/>
         </w:rPr>
         <w:t>；見</w:t>
       </w:r>
-      <w:hyperlink r:id="rId42">
-        <w:r>
-          <w:rPr>
-            <w:lang w:val="zh_TW" w:bidi="zh_TW"/>
-          </w:rPr>
-          <w:rPr>
-            <w:color w:val="0000EE"/>
-            <w:u w:val="single"/>
-          </w:rPr>
-          <w:t>林前10:5</w:t>
-        </w:r>
-      </w:hyperlink>
+      <w:r>
+        <w:rPr>
+          <w:lang w:val="zh_TW" w:bidi="zh_TW"/>
+        </w:rPr>
+        <w:t>林前10:5</w:t>
+      </w:r>
       <w:r>
         <w:rPr>
           <w:lang w:val="zh_TW" w:bidi="zh_TW"/>
@@ -1245,114 +1017,72 @@
         </w:rPr>
         <w:t>耶穌曾在加利利海附近行神蹟，餵飽了約五千名男子，另外還有婦女和孩子。之後，祂在迦百農的會堂中教導關於「生命的糧」（</w:t>
       </w:r>
-      <w:hyperlink r:id="rId43">
-        <w:r>
-          <w:rPr>
-            <w:lang w:val="zh_TW" w:bidi="zh_TW"/>
-          </w:rPr>
-          <w:rPr>
-            <w:color w:val="0000EE"/>
-            <w:u w:val="single"/>
-          </w:rPr>
-          <w:t>約6:22–59</w:t>
-        </w:r>
-      </w:hyperlink>
+      <w:r>
+        <w:rPr>
+          <w:lang w:val="zh_TW" w:bidi="zh_TW"/>
+        </w:rPr>
+        <w:t>約6:22–59</w:t>
+      </w:r>
       <w:r>
         <w:rPr>
           <w:lang w:val="zh_TW" w:bidi="zh_TW"/>
         </w:rPr>
         <w:t>）。祂稱自己為「從天上來的糧」和「生命的糧」（</w:t>
       </w:r>
-      <w:hyperlink r:id="rId44">
-        <w:r>
-          <w:rPr>
-            <w:lang w:val="zh_TW" w:bidi="zh_TW"/>
-          </w:rPr>
-          <w:rPr>
-            <w:color w:val="0000EE"/>
-            <w:u w:val="single"/>
-          </w:rPr>
-          <w:t>約6:32–35</w:t>
-        </w:r>
-      </w:hyperlink>
+      <w:r>
+        <w:rPr>
+          <w:lang w:val="zh_TW" w:bidi="zh_TW"/>
+        </w:rPr>
+        <w:t>約6:32–35</w:t>
+      </w:r>
       <w:r>
         <w:rPr>
           <w:lang w:val="zh_TW" w:bidi="zh_TW"/>
         </w:rPr>
         <w:t>），甚至將永生與「吃我肉、喝我血」聯繫在一起（</w:t>
       </w:r>
-      <w:hyperlink r:id="rId45">
-        <w:r>
-          <w:rPr>
-            <w:lang w:val="zh_TW" w:bidi="zh_TW"/>
-          </w:rPr>
-          <w:rPr>
-            <w:color w:val="0000EE"/>
-            <w:u w:val="single"/>
-          </w:rPr>
-          <w:t>約6:50–58</w:t>
-        </w:r>
-      </w:hyperlink>
+      <w:r>
+        <w:rPr>
+          <w:lang w:val="zh_TW" w:bidi="zh_TW"/>
+        </w:rPr>
+        <w:t>約6:50–58</w:t>
+      </w:r>
       <w:r>
         <w:rPr>
           <w:lang w:val="zh_TW" w:bidi="zh_TW"/>
         </w:rPr>
         <w:t>）。嗎哪曾在曠野中供應以色列人肉身的需要，但耶穌才是真正從神而來的糧，賜下屬靈的生命與力量。以色列人在曠野中因飢餓而學會謙卑（</w:t>
       </w:r>
-      <w:hyperlink r:id="rId35">
-        <w:r>
-          <w:rPr>
-            <w:lang w:val="zh_TW" w:bidi="zh_TW"/>
-          </w:rPr>
-          <w:rPr>
-            <w:color w:val="0000EE"/>
-            <w:u w:val="single"/>
-          </w:rPr>
-          <w:t>申8:3</w:t>
-        </w:r>
-      </w:hyperlink>
+      <w:r>
+        <w:rPr>
+          <w:lang w:val="zh_TW" w:bidi="zh_TW"/>
+        </w:rPr>
+        <w:t>申8:3</w:t>
+      </w:r>
       <w:r>
         <w:rPr>
           <w:lang w:val="zh_TW" w:bidi="zh_TW"/>
         </w:rPr>
         <w:t>）；如今，耶穌的跟隨者也必須謙卑自己，憑信心領受祂豐盛的生命（</w:t>
       </w:r>
-      <w:hyperlink r:id="rId46">
-        <w:r>
-          <w:rPr>
-            <w:lang w:val="zh_TW" w:bidi="zh_TW"/>
-          </w:rPr>
-          <w:rPr>
-            <w:color w:val="0000EE"/>
-            <w:u w:val="single"/>
-          </w:rPr>
-          <w:t>約6:35–40、</w:t>
-        </w:r>
-      </w:hyperlink>
-      <w:hyperlink r:id="rId47">
-        <w:r>
-          <w:rPr>
-            <w:lang w:val="zh_TW" w:bidi="zh_TW"/>
-          </w:rPr>
-          <w:rPr>
-            <w:color w:val="0000EE"/>
-            <w:u w:val="single"/>
-          </w:rPr>
-          <w:t>47–51、</w:t>
-        </w:r>
-      </w:hyperlink>
-      <w:hyperlink r:id="rId48">
-        <w:r>
-          <w:rPr>
-            <w:lang w:val="zh_TW" w:bidi="zh_TW"/>
-          </w:rPr>
-          <w:rPr>
-            <w:color w:val="0000EE"/>
-            <w:u w:val="single"/>
-          </w:rPr>
-          <w:t>63–64</w:t>
-        </w:r>
-      </w:hyperlink>
+      <w:r>
+        <w:rPr>
+          <w:lang w:val="zh_TW" w:bidi="zh_TW"/>
+        </w:rPr>
+        <w:t>約6:35–40、</w:t>
+      </w:r>
+      <w:r>
+        <w:rPr>
+          <w:lang w:val="zh_TW" w:bidi="zh_TW"/>
+        </w:rPr>
+        <w:t>47–51、</w:t>
+      </w:r>
+      <w:r>
+        <w:rPr>
+          <w:lang w:val="zh_TW" w:bidi="zh_TW"/>
+        </w:rPr>
+        <w:t>63–64</w:t>
+      </w:r>
       <w:r>
         <w:rPr>
           <w:lang w:val="zh_TW" w:bidi="zh_TW"/>
@@ -1382,162 +1112,90 @@
           <w:lang w:val="zh_TW" w:bidi="zh_TW"/>
         </w:rPr>
       </w:r>
-      <w:hyperlink r:id="rId33">
-        <w:r>
-          <w:rPr>
-            <w:lang w:val="zh_TW" w:bidi="zh_TW"/>
-          </w:rPr>
-          <w:rPr>
-            <w:color w:val="0000EE"/>
-            <w:u w:val="single"/>
-          </w:rPr>
-          <w:t>出16:1–36；</w:t>
-        </w:r>
-      </w:hyperlink>
-      <w:hyperlink r:id="rId41">
-        <w:r>
-          <w:rPr>
-            <w:lang w:val="zh_TW" w:bidi="zh_TW"/>
-          </w:rPr>
-          <w:rPr>
-            <w:color w:val="0000EE"/>
-            <w:u w:val="single"/>
-          </w:rPr>
-          <w:t>民11:1–15；</w:t>
-        </w:r>
-      </w:hyperlink>
-      <w:hyperlink r:id="rId35">
-        <w:r>
-          <w:rPr>
-            <w:lang w:val="zh_TW" w:bidi="zh_TW"/>
-          </w:rPr>
-          <w:rPr>
-            <w:color w:val="0000EE"/>
-            <w:u w:val="single"/>
-          </w:rPr>
-          <w:t>申8:3</w:t>
-        </w:r>
-      </w:hyperlink>
+      <w:r>
+        <w:rPr>
+          <w:lang w:val="zh_TW" w:bidi="zh_TW"/>
+        </w:rPr>
+        <w:t>出16:1–36；</w:t>
+      </w:r>
+      <w:r>
+        <w:rPr>
+          <w:lang w:val="zh_TW" w:bidi="zh_TW"/>
+        </w:rPr>
+        <w:t>民11:1–15；</w:t>
+      </w:r>
+      <w:r>
+        <w:rPr>
+          <w:lang w:val="zh_TW" w:bidi="zh_TW"/>
+        </w:rPr>
+        <w:t>申8:3</w:t>
+      </w:r>
       <w:r>
         <w:rPr>
           <w:lang w:val="zh_TW" w:bidi="zh_TW"/>
         </w:rPr>
         <w:t>、</w:t>
       </w:r>
-      <w:hyperlink r:id="rId36">
-        <w:r>
-          <w:rPr>
-            <w:lang w:val="zh_TW" w:bidi="zh_TW"/>
-          </w:rPr>
-          <w:rPr>
-            <w:color w:val="0000EE"/>
-            <w:u w:val="single"/>
-          </w:rPr>
-          <w:t>16；</w:t>
-        </w:r>
-      </w:hyperlink>
-      <w:hyperlink r:id="rId49">
-        <w:r>
-          <w:rPr>
-            <w:lang w:val="zh_TW" w:bidi="zh_TW"/>
-          </w:rPr>
-          <w:rPr>
-            <w:color w:val="0000EE"/>
-            <w:u w:val="single"/>
-          </w:rPr>
-          <w:t>書5:10–12；</w:t>
-        </w:r>
-      </w:hyperlink>
-      <w:hyperlink r:id="rId34">
-        <w:r>
-          <w:rPr>
-            <w:lang w:val="zh_TW" w:bidi="zh_TW"/>
-          </w:rPr>
-          <w:rPr>
-            <w:color w:val="0000EE"/>
-            <w:u w:val="single"/>
-          </w:rPr>
-          <w:t>尼9:20–21；</w:t>
-        </w:r>
-      </w:hyperlink>
-      <w:hyperlink r:id="rId37">
-        <w:r>
-          <w:rPr>
-            <w:lang w:val="zh_TW" w:bidi="zh_TW"/>
-          </w:rPr>
-          <w:rPr>
-            <w:color w:val="0000EE"/>
-            <w:u w:val="single"/>
-          </w:rPr>
-          <w:t>詩78:24，</w:t>
-        </w:r>
-      </w:hyperlink>
-      <w:hyperlink r:id="rId38">
-        <w:r>
-          <w:rPr>
-            <w:lang w:val="zh_TW" w:bidi="zh_TW"/>
-          </w:rPr>
-          <w:rPr>
-            <w:color w:val="0000EE"/>
-            <w:u w:val="single"/>
-          </w:rPr>
-          <w:t>105:40；</w:t>
-        </w:r>
-      </w:hyperlink>
-      <w:hyperlink r:id="rId50">
-        <w:r>
-          <w:rPr>
-            <w:lang w:val="zh_TW" w:bidi="zh_TW"/>
-          </w:rPr>
-          <w:rPr>
-            <w:color w:val="0000EE"/>
-            <w:u w:val="single"/>
-          </w:rPr>
-          <w:t>約6:1–15</w:t>
-        </w:r>
-      </w:hyperlink>
+      <w:r>
+        <w:rPr>
+          <w:lang w:val="zh_TW" w:bidi="zh_TW"/>
+        </w:rPr>
+        <w:t>16；</w:t>
+      </w:r>
+      <w:r>
+        <w:rPr>
+          <w:lang w:val="zh_TW" w:bidi="zh_TW"/>
+        </w:rPr>
+        <w:t>書5:10–12；</w:t>
+      </w:r>
+      <w:r>
+        <w:rPr>
+          <w:lang w:val="zh_TW" w:bidi="zh_TW"/>
+        </w:rPr>
+        <w:t>尼9:20–21；</w:t>
+      </w:r>
+      <w:r>
+        <w:rPr>
+          <w:lang w:val="zh_TW" w:bidi="zh_TW"/>
+        </w:rPr>
+        <w:t>詩78:24，</w:t>
+      </w:r>
+      <w:r>
+        <w:rPr>
+          <w:lang w:val="zh_TW" w:bidi="zh_TW"/>
+        </w:rPr>
+        <w:t>105:40；</w:t>
+      </w:r>
+      <w:r>
+        <w:rPr>
+          <w:lang w:val="zh_TW" w:bidi="zh_TW"/>
+        </w:rPr>
+        <w:t>約6:1–15</w:t>
+      </w:r>
       <w:r>
         <w:rPr>
           <w:lang w:val="zh_TW" w:bidi="zh_TW"/>
         </w:rPr>
         <w:t>、</w:t>
       </w:r>
-      <w:hyperlink r:id="rId51">
-        <w:r>
-          <w:rPr>
-            <w:lang w:val="zh_TW" w:bidi="zh_TW"/>
-          </w:rPr>
-          <w:rPr>
-            <w:color w:val="0000EE"/>
-            <w:u w:val="single"/>
-          </w:rPr>
-          <w:t>22–64；</w:t>
-        </w:r>
-      </w:hyperlink>
-      <w:hyperlink r:id="rId52">
-        <w:r>
-          <w:rPr>
-            <w:lang w:val="zh_TW" w:bidi="zh_TW"/>
-          </w:rPr>
-          <w:rPr>
-            <w:color w:val="0000EE"/>
-            <w:u w:val="single"/>
-          </w:rPr>
-          <w:t>林前10:3–5；</w:t>
-        </w:r>
-      </w:hyperlink>
-      <w:hyperlink r:id="rId39">
-        <w:r>
-          <w:rPr>
-            <w:lang w:val="zh_TW" w:bidi="zh_TW"/>
-          </w:rPr>
-          <w:rPr>
-            <w:color w:val="0000EE"/>
-            <w:u w:val="single"/>
-          </w:rPr>
-          <w:t>啟2:17</w:t>
-        </w:r>
-      </w:hyperlink>
+      <w:r>
+        <w:rPr>
+          <w:lang w:val="zh_TW" w:bidi="zh_TW"/>
+        </w:rPr>
+        <w:t>22–64；</w:t>
+      </w:r>
+      <w:r>
+        <w:rPr>
+          <w:lang w:val="zh_TW" w:bidi="zh_TW"/>
+        </w:rPr>
+        <w:t>林前10:3–5；</w:t>
+      </w:r>
+      <w:r>
+        <w:rPr>
+          <w:lang w:val="zh_TW" w:bidi="zh_TW"/>
+        </w:rPr>
+        <w:t>啟2:17</w:t>
+      </w:r>
       <w:r>
         <w:rPr>
           <w:lang w:val="zh_TW" w:bidi="zh_TW"/>
@@ -1586,354 +1244,216 @@
         </w:rPr>
         <w:t>在聖經中，天使是神的使者，執行神的計劃並向人傳達神的旨意（</w:t>
       </w:r>
-      <w:hyperlink r:id="rId53">
-        <w:r>
-          <w:rPr>
-            <w:lang w:val="zh_TW" w:bidi="zh_TW"/>
-          </w:rPr>
-          <w:rPr>
-            <w:color w:val="0000EE"/>
-            <w:u w:val="single"/>
-          </w:rPr>
-          <w:t>創16:7–12</w:t>
-        </w:r>
-      </w:hyperlink>
+      <w:r>
+        <w:rPr>
+          <w:lang w:val="zh_TW" w:bidi="zh_TW"/>
+        </w:rPr>
+        <w:t>創16:7–12</w:t>
+      </w:r>
       <w:r>
         <w:rPr>
           <w:lang w:val="zh_TW" w:bidi="zh_TW"/>
         </w:rPr>
         <w:t>；</w:t>
       </w:r>
-      <w:hyperlink r:id="rId54">
-        <w:r>
-          <w:rPr>
-            <w:lang w:val="zh_TW" w:bidi="zh_TW"/>
-          </w:rPr>
-          <w:rPr>
-            <w:color w:val="0000EE"/>
-            <w:u w:val="single"/>
-          </w:rPr>
-          <w:t>民22:22–34</w:t>
-        </w:r>
-      </w:hyperlink>
+      <w:r>
+        <w:rPr>
+          <w:lang w:val="zh_TW" w:bidi="zh_TW"/>
+        </w:rPr>
+        <w:t>民22:22–34</w:t>
+      </w:r>
       <w:r>
         <w:rPr>
           <w:lang w:val="zh_TW" w:bidi="zh_TW"/>
         </w:rPr>
         <w:t>；</w:t>
       </w:r>
-      <w:hyperlink r:id="rId55">
-        <w:r>
-          <w:rPr>
-            <w:lang w:val="zh_TW" w:bidi="zh_TW"/>
-          </w:rPr>
-          <w:rPr>
-            <w:color w:val="0000EE"/>
-            <w:u w:val="single"/>
-          </w:rPr>
-          <w:t>士13:3–21</w:t>
-        </w:r>
-      </w:hyperlink>
+      <w:r>
+        <w:rPr>
+          <w:lang w:val="zh_TW" w:bidi="zh_TW"/>
+        </w:rPr>
+        <w:t>士13:3–21</w:t>
+      </w:r>
       <w:r>
         <w:rPr>
           <w:lang w:val="zh_TW" w:bidi="zh_TW"/>
         </w:rPr>
         <w:t>；</w:t>
       </w:r>
-      <w:hyperlink r:id="rId56">
-        <w:r>
-          <w:rPr>
-            <w:lang w:val="zh_TW" w:bidi="zh_TW"/>
-          </w:rPr>
-          <w:rPr>
-            <w:color w:val="0000EE"/>
-            <w:u w:val="single"/>
-          </w:rPr>
-          <w:t>王下1:3、</w:t>
-        </w:r>
-      </w:hyperlink>
-      <w:hyperlink r:id="rId57">
-        <w:r>
-          <w:rPr>
-            <w:lang w:val="zh_TW" w:bidi="zh_TW"/>
-          </w:rPr>
-          <w:rPr>
-            <w:color w:val="0000EE"/>
-            <w:u w:val="single"/>
-          </w:rPr>
-          <w:t>15</w:t>
-        </w:r>
-      </w:hyperlink>
+      <w:r>
+        <w:rPr>
+          <w:lang w:val="zh_TW" w:bidi="zh_TW"/>
+        </w:rPr>
+        <w:t>王下1:3、</w:t>
+      </w:r>
+      <w:r>
+        <w:rPr>
+          <w:lang w:val="zh_TW" w:bidi="zh_TW"/>
+        </w:rPr>
+        <w:t>15</w:t>
+      </w:r>
       <w:r>
         <w:rPr>
           <w:lang w:val="zh_TW" w:bidi="zh_TW"/>
         </w:rPr>
         <w:t>；</w:t>
       </w:r>
-      <w:hyperlink r:id="rId58">
-        <w:r>
-          <w:rPr>
-            <w:lang w:val="zh_TW" w:bidi="zh_TW"/>
-          </w:rPr>
-          <w:rPr>
-            <w:color w:val="0000EE"/>
-            <w:u w:val="single"/>
-          </w:rPr>
-          <w:t>亞1:4–12</w:t>
-        </w:r>
-      </w:hyperlink>
+      <w:r>
+        <w:rPr>
+          <w:lang w:val="zh_TW" w:bidi="zh_TW"/>
+        </w:rPr>
+        <w:t>亞1:4–12</w:t>
+      </w:r>
       <w:r>
         <w:rPr>
           <w:lang w:val="zh_TW" w:bidi="zh_TW"/>
         </w:rPr>
         <w:t>）。希伯來舊約與基督教新約只提及兩位天使：米迦勒和加百列，兩者皆被賦予獨特的任務（</w:t>
       </w:r>
-      <w:hyperlink r:id="rId59">
-        <w:r>
-          <w:rPr>
-            <w:lang w:val="zh_TW" w:bidi="zh_TW"/>
-          </w:rPr>
-          <w:rPr>
-            <w:color w:val="0000EE"/>
-            <w:u w:val="single"/>
-          </w:rPr>
-          <w:t>但8:16、</w:t>
-        </w:r>
-      </w:hyperlink>
-      <w:hyperlink r:id="rId60">
-        <w:r>
-          <w:rPr>
-            <w:lang w:val="zh_TW" w:bidi="zh_TW"/>
-          </w:rPr>
-          <w:rPr>
-            <w:color w:val="0000EE"/>
-            <w:u w:val="single"/>
-          </w:rPr>
-          <w:t>18，</w:t>
-        </w:r>
-      </w:hyperlink>
-      <w:hyperlink r:id="rId61">
-        <w:r>
-          <w:rPr>
-            <w:lang w:val="zh_TW" w:bidi="zh_TW"/>
-          </w:rPr>
-          <w:rPr>
-            <w:color w:val="0000EE"/>
-            <w:u w:val="single"/>
-          </w:rPr>
-          <w:t>9:21，</w:t>
-        </w:r>
-      </w:hyperlink>
-      <w:hyperlink r:id="rId62">
-        <w:r>
-          <w:rPr>
-            <w:lang w:val="zh_TW" w:bidi="zh_TW"/>
-          </w:rPr>
-          <w:rPr>
-            <w:color w:val="0000EE"/>
-            <w:u w:val="single"/>
-          </w:rPr>
-          <w:t>10:12、</w:t>
-        </w:r>
-      </w:hyperlink>
-      <w:hyperlink r:id="rId63">
-        <w:r>
-          <w:rPr>
-            <w:lang w:val="zh_TW" w:bidi="zh_TW"/>
-          </w:rPr>
-          <w:rPr>
-            <w:color w:val="0000EE"/>
-            <w:u w:val="single"/>
-          </w:rPr>
-          <w:t>21，</w:t>
-        </w:r>
-      </w:hyperlink>
-      <w:hyperlink r:id="rId64">
-        <w:r>
-          <w:rPr>
-            <w:lang w:val="zh_TW" w:bidi="zh_TW"/>
-          </w:rPr>
-          <w:rPr>
-            <w:color w:val="0000EE"/>
-            <w:u w:val="single"/>
-          </w:rPr>
-          <w:t>12:1–2</w:t>
-        </w:r>
-      </w:hyperlink>
+      <w:r>
+        <w:rPr>
+          <w:lang w:val="zh_TW" w:bidi="zh_TW"/>
+        </w:rPr>
+        <w:t>但8:16、</w:t>
+      </w:r>
+      <w:r>
+        <w:rPr>
+          <w:lang w:val="zh_TW" w:bidi="zh_TW"/>
+        </w:rPr>
+        <w:t>18，</w:t>
+      </w:r>
+      <w:r>
+        <w:rPr>
+          <w:lang w:val="zh_TW" w:bidi="zh_TW"/>
+        </w:rPr>
+        <w:t>9:21，</w:t>
+      </w:r>
+      <w:r>
+        <w:rPr>
+          <w:lang w:val="zh_TW" w:bidi="zh_TW"/>
+        </w:rPr>
+        <w:t>10:12、</w:t>
+      </w:r>
+      <w:r>
+        <w:rPr>
+          <w:lang w:val="zh_TW" w:bidi="zh_TW"/>
+        </w:rPr>
+        <w:t>21，</w:t>
+      </w:r>
+      <w:r>
+        <w:rPr>
+          <w:lang w:val="zh_TW" w:bidi="zh_TW"/>
+        </w:rPr>
+        <w:t>12:1–2</w:t>
+      </w:r>
       <w:r>
         <w:rPr>
           <w:lang w:val="zh_TW" w:bidi="zh_TW"/>
         </w:rPr>
         <w:t>；</w:t>
       </w:r>
-      <w:hyperlink r:id="rId65">
-        <w:r>
-          <w:rPr>
-            <w:lang w:val="zh_TW" w:bidi="zh_TW"/>
-          </w:rPr>
-          <w:rPr>
-            <w:color w:val="0000EE"/>
-            <w:u w:val="single"/>
-          </w:rPr>
-          <w:t>路1:19–20</w:t>
-        </w:r>
-      </w:hyperlink>
+      <w:r>
+        <w:rPr>
+          <w:lang w:val="zh_TW" w:bidi="zh_TW"/>
+        </w:rPr>
+        <w:t>路1:19–20</w:t>
+      </w:r>
       <w:r>
         <w:rPr>
           <w:lang w:val="zh_TW" w:bidi="zh_TW"/>
         </w:rPr>
         <w:t>；</w:t>
       </w:r>
-      <w:hyperlink r:id="rId66">
-        <w:r>
-          <w:rPr>
-            <w:lang w:val="zh_TW" w:bidi="zh_TW"/>
-          </w:rPr>
-          <w:rPr>
-            <w:color w:val="0000EE"/>
-            <w:u w:val="single"/>
-          </w:rPr>
-          <w:t>猶1:9</w:t>
-        </w:r>
-      </w:hyperlink>
+      <w:r>
+        <w:rPr>
+          <w:lang w:val="zh_TW" w:bidi="zh_TW"/>
+        </w:rPr>
+        <w:t>猶1:9</w:t>
+      </w:r>
       <w:r>
         <w:rPr>
           <w:lang w:val="zh_TW" w:bidi="zh_TW"/>
         </w:rPr>
         <w:t>）。天使曾參與神藉著摩西頒布律法的工作（</w:t>
       </w:r>
-      <w:hyperlink r:id="rId67">
-        <w:r>
-          <w:rPr>
-            <w:lang w:val="zh_TW" w:bidi="zh_TW"/>
-          </w:rPr>
-          <w:rPr>
-            <w:color w:val="0000EE"/>
-            <w:u w:val="single"/>
-          </w:rPr>
-          <w:t>徒7:30、</w:t>
-        </w:r>
-      </w:hyperlink>
-      <w:hyperlink r:id="rId68">
-        <w:r>
-          <w:rPr>
-            <w:lang w:val="zh_TW" w:bidi="zh_TW"/>
-          </w:rPr>
-          <w:rPr>
-            <w:color w:val="0000EE"/>
-            <w:u w:val="single"/>
-          </w:rPr>
-          <w:t>35、</w:t>
-        </w:r>
-      </w:hyperlink>
-      <w:hyperlink r:id="rId69">
-        <w:r>
-          <w:rPr>
-            <w:lang w:val="zh_TW" w:bidi="zh_TW"/>
-          </w:rPr>
-          <w:rPr>
-            <w:color w:val="0000EE"/>
-            <w:u w:val="single"/>
-          </w:rPr>
-          <w:t>38、</w:t>
-        </w:r>
-      </w:hyperlink>
-      <w:hyperlink r:id="rId70">
-        <w:r>
-          <w:rPr>
-            <w:lang w:val="zh_TW" w:bidi="zh_TW"/>
-          </w:rPr>
-          <w:rPr>
-            <w:color w:val="0000EE"/>
-            <w:u w:val="single"/>
-          </w:rPr>
-          <w:t>53</w:t>
-        </w:r>
-      </w:hyperlink>
+      <w:r>
+        <w:rPr>
+          <w:lang w:val="zh_TW" w:bidi="zh_TW"/>
+        </w:rPr>
+        <w:t>徒7:30、</w:t>
+      </w:r>
+      <w:r>
+        <w:rPr>
+          <w:lang w:val="zh_TW" w:bidi="zh_TW"/>
+        </w:rPr>
+        <w:t>35、</w:t>
+      </w:r>
+      <w:r>
+        <w:rPr>
+          <w:lang w:val="zh_TW" w:bidi="zh_TW"/>
+        </w:rPr>
+        <w:t>38、</w:t>
+      </w:r>
+      <w:r>
+        <w:rPr>
+          <w:lang w:val="zh_TW" w:bidi="zh_TW"/>
+        </w:rPr>
+        <w:t>53</w:t>
+      </w:r>
       <w:r>
         <w:rPr>
           <w:lang w:val="zh_TW" w:bidi="zh_TW"/>
         </w:rPr>
         <w:t>；</w:t>
       </w:r>
-      <w:hyperlink r:id="rId71">
-        <w:r>
-          <w:rPr>
-            <w:lang w:val="zh_TW" w:bidi="zh_TW"/>
-          </w:rPr>
-          <w:rPr>
-            <w:color w:val="0000EE"/>
-            <w:u w:val="single"/>
-          </w:rPr>
-          <w:t>加3:19</w:t>
-        </w:r>
-      </w:hyperlink>
+      <w:r>
+        <w:rPr>
+          <w:lang w:val="zh_TW" w:bidi="zh_TW"/>
+        </w:rPr>
+        <w:t>加3:19</w:t>
+      </w:r>
       <w:r>
         <w:rPr>
           <w:lang w:val="zh_TW" w:bidi="zh_TW"/>
         </w:rPr>
         <w:t>）。他們傳遞神的恩典，有時也執行神的審判（</w:t>
       </w:r>
-      <w:hyperlink r:id="rId72">
-        <w:r>
-          <w:rPr>
-            <w:lang w:val="zh_TW" w:bidi="zh_TW"/>
-          </w:rPr>
-          <w:rPr>
-            <w:color w:val="0000EE"/>
-            <w:u w:val="single"/>
-          </w:rPr>
-          <w:t>王下19:35</w:t>
-        </w:r>
-      </w:hyperlink>
+      <w:r>
+        <w:rPr>
+          <w:lang w:val="zh_TW" w:bidi="zh_TW"/>
+        </w:rPr>
+        <w:t>王下19:35</w:t>
+      </w:r>
       <w:r>
         <w:rPr>
           <w:lang w:val="zh_TW" w:bidi="zh_TW"/>
         </w:rPr>
         <w:t>；</w:t>
       </w:r>
-      <w:hyperlink r:id="rId73">
-        <w:r>
-          <w:rPr>
-            <w:lang w:val="zh_TW" w:bidi="zh_TW"/>
-          </w:rPr>
-          <w:rPr>
-            <w:color w:val="0000EE"/>
-            <w:u w:val="single"/>
-          </w:rPr>
-          <w:t>徒12:23</w:t>
-        </w:r>
-      </w:hyperlink>
+      <w:r>
+        <w:rPr>
+          <w:lang w:val="zh_TW" w:bidi="zh_TW"/>
+        </w:rPr>
+        <w:t>徒12:23</w:t>
+      </w:r>
       <w:r>
         <w:rPr>
           <w:lang w:val="zh_TW" w:bidi="zh_TW"/>
         </w:rPr>
         <w:t>；</w:t>
       </w:r>
-      <w:hyperlink r:id="rId74">
-        <w:r>
-          <w:rPr>
-            <w:lang w:val="zh_TW" w:bidi="zh_TW"/>
-          </w:rPr>
-          <w:rPr>
-            <w:color w:val="0000EE"/>
-            <w:u w:val="single"/>
-          </w:rPr>
-          <w:t>啟9:15，</w:t>
-        </w:r>
-      </w:hyperlink>
-      <w:hyperlink r:id="rId75">
-        <w:r>
-          <w:rPr>
-            <w:lang w:val="zh_TW" w:bidi="zh_TW"/>
-          </w:rPr>
-          <w:rPr>
-            <w:color w:val="0000EE"/>
-            <w:u w:val="single"/>
-          </w:rPr>
-          <w:t>16:1–12</w:t>
-        </w:r>
-      </w:hyperlink>
+      <w:r>
+        <w:rPr>
+          <w:lang w:val="zh_TW" w:bidi="zh_TW"/>
+        </w:rPr>
+        <w:t>啟9:15，</w:t>
+      </w:r>
+      <w:r>
+        <w:rPr>
+          <w:lang w:val="zh_TW" w:bidi="zh_TW"/>
+        </w:rPr>
+        <w:t>16:1–12</w:t>
+      </w:r>
       <w:r>
         <w:rPr>
           <w:lang w:val="zh_TW" w:bidi="zh_TW"/>
@@ -1954,318 +1474,204 @@
         </w:rPr>
         <w:t>天使見證了基督的一生，如今也在見證神子民的生活（</w:t>
       </w:r>
-      <w:hyperlink r:id="rId76">
-        <w:r>
-          <w:rPr>
-            <w:lang w:val="zh_TW" w:bidi="zh_TW"/>
-          </w:rPr>
-          <w:rPr>
-            <w:color w:val="0000EE"/>
-            <w:u w:val="single"/>
-          </w:rPr>
-          <w:t>提前3:16</w:t>
-        </w:r>
-      </w:hyperlink>
+      <w:r>
+        <w:rPr>
+          <w:lang w:val="zh_TW" w:bidi="zh_TW"/>
+        </w:rPr>
+        <w:t>提前3:16</w:t>
+      </w:r>
       <w:r>
         <w:rPr>
           <w:lang w:val="zh_TW" w:bidi="zh_TW"/>
         </w:rPr>
         <w:t>；</w:t>
       </w:r>
-      <w:hyperlink r:id="rId77">
-        <w:r>
-          <w:rPr>
-            <w:lang w:val="zh_TW" w:bidi="zh_TW"/>
-          </w:rPr>
-          <w:rPr>
-            <w:color w:val="0000EE"/>
-            <w:u w:val="single"/>
-          </w:rPr>
-          <w:t>林前11:10</w:t>
-        </w:r>
-      </w:hyperlink>
+      <w:r>
+        <w:rPr>
+          <w:lang w:val="zh_TW" w:bidi="zh_TW"/>
+        </w:rPr>
+        <w:t>林前11:10</w:t>
+      </w:r>
       <w:r>
         <w:rPr>
           <w:lang w:val="zh_TW" w:bidi="zh_TW"/>
         </w:rPr>
         <w:t>；</w:t>
       </w:r>
-      <w:hyperlink r:id="rId78">
-        <w:r>
-          <w:rPr>
-            <w:lang w:val="zh_TW" w:bidi="zh_TW"/>
-          </w:rPr>
-          <w:rPr>
-            <w:color w:val="0000EE"/>
-            <w:u w:val="single"/>
-          </w:rPr>
-          <w:t>提前5:21</w:t>
-        </w:r>
-      </w:hyperlink>
+      <w:r>
+        <w:rPr>
+          <w:lang w:val="zh_TW" w:bidi="zh_TW"/>
+        </w:rPr>
+        <w:t>提前5:21</w:t>
+      </w:r>
       <w:r>
         <w:rPr>
           <w:lang w:val="zh_TW" w:bidi="zh_TW"/>
         </w:rPr>
         <w:t>）。守護天使保護神的子民（</w:t>
       </w:r>
-      <w:hyperlink r:id="rId79">
-        <w:r>
-          <w:rPr>
-            <w:lang w:val="zh_TW" w:bidi="zh_TW"/>
-          </w:rPr>
-          <w:rPr>
-            <w:color w:val="0000EE"/>
-            <w:u w:val="single"/>
-          </w:rPr>
-          <w:t>太18:10</w:t>
-        </w:r>
-      </w:hyperlink>
+      <w:r>
+        <w:rPr>
+          <w:lang w:val="zh_TW" w:bidi="zh_TW"/>
+        </w:rPr>
+        <w:t>太18:10</w:t>
+      </w:r>
       <w:r>
         <w:rPr>
           <w:lang w:val="zh_TW" w:bidi="zh_TW"/>
         </w:rPr>
         <w:t>；另見</w:t>
       </w:r>
-      <w:hyperlink r:id="rId80">
-        <w:r>
-          <w:rPr>
-            <w:lang w:val="zh_TW" w:bidi="zh_TW"/>
-          </w:rPr>
-          <w:rPr>
-            <w:color w:val="0000EE"/>
-            <w:u w:val="single"/>
-          </w:rPr>
-          <w:t>詩34:7，</w:t>
-        </w:r>
-      </w:hyperlink>
-      <w:hyperlink r:id="rId81">
-        <w:r>
-          <w:rPr>
-            <w:lang w:val="zh_TW" w:bidi="zh_TW"/>
-          </w:rPr>
-          <w:rPr>
-            <w:color w:val="0000EE"/>
-            <w:u w:val="single"/>
-          </w:rPr>
-          <w:t>91:11</w:t>
-        </w:r>
-      </w:hyperlink>
+      <w:r>
+        <w:rPr>
+          <w:lang w:val="zh_TW" w:bidi="zh_TW"/>
+        </w:rPr>
+        <w:t>詩34:7，</w:t>
+      </w:r>
+      <w:r>
+        <w:rPr>
+          <w:lang w:val="zh_TW" w:bidi="zh_TW"/>
+        </w:rPr>
+        <w:t>91:11</w:t>
+      </w:r>
       <w:r>
         <w:rPr>
           <w:lang w:val="zh_TW" w:bidi="zh_TW"/>
         </w:rPr>
         <w:t>；</w:t>
       </w:r>
-      <w:hyperlink r:id="rId82">
-        <w:r>
-          <w:rPr>
-            <w:lang w:val="zh_TW" w:bidi="zh_TW"/>
-          </w:rPr>
-          <w:rPr>
-            <w:color w:val="0000EE"/>
-            <w:u w:val="single"/>
-          </w:rPr>
-          <w:t>徒12:11</w:t>
-        </w:r>
-      </w:hyperlink>
+      <w:r>
+        <w:rPr>
+          <w:lang w:val="zh_TW" w:bidi="zh_TW"/>
+        </w:rPr>
+        <w:t>徒12:11</w:t>
+      </w:r>
       <w:r>
         <w:rPr>
           <w:lang w:val="zh_TW" w:bidi="zh_TW"/>
         </w:rPr>
         <w:t>）。他們是「服役的靈、奉差遣為那將要承受救恩的人效力」（</w:t>
       </w:r>
-      <w:hyperlink r:id="rId83">
-        <w:r>
-          <w:rPr>
-            <w:lang w:val="zh_TW" w:bidi="zh_TW"/>
-          </w:rPr>
-          <w:rPr>
-            <w:color w:val="0000EE"/>
-            <w:u w:val="single"/>
-          </w:rPr>
-          <w:t>來1:14</w:t>
-        </w:r>
-      </w:hyperlink>
+      <w:r>
+        <w:rPr>
+          <w:lang w:val="zh_TW" w:bidi="zh_TW"/>
+        </w:rPr>
+        <w:t>來1:14</w:t>
+      </w:r>
       <w:r>
         <w:rPr>
           <w:lang w:val="zh_TW" w:bidi="zh_TW"/>
         </w:rPr>
         <w:t>）。當基督再來時，天使將與祂一同顯現（</w:t>
       </w:r>
-      <w:hyperlink r:id="rId84">
-        <w:r>
-          <w:rPr>
-            <w:lang w:val="zh_TW" w:bidi="zh_TW"/>
-          </w:rPr>
-          <w:rPr>
-            <w:color w:val="0000EE"/>
-            <w:u w:val="single"/>
-          </w:rPr>
-          <w:t>太25:31</w:t>
-        </w:r>
-      </w:hyperlink>
+      <w:r>
+        <w:rPr>
+          <w:lang w:val="zh_TW" w:bidi="zh_TW"/>
+        </w:rPr>
+        <w:t>太25:31</w:t>
+      </w:r>
       <w:r>
         <w:rPr>
           <w:lang w:val="zh_TW" w:bidi="zh_TW"/>
         </w:rPr>
         <w:t>；</w:t>
       </w:r>
-      <w:hyperlink r:id="rId85">
-        <w:r>
-          <w:rPr>
-            <w:lang w:val="zh_TW" w:bidi="zh_TW"/>
-          </w:rPr>
-          <w:rPr>
-            <w:color w:val="0000EE"/>
-            <w:u w:val="single"/>
-          </w:rPr>
-          <w:t>帖後1:7–8</w:t>
-        </w:r>
-      </w:hyperlink>
+      <w:r>
+        <w:rPr>
+          <w:lang w:val="zh_TW" w:bidi="zh_TW"/>
+        </w:rPr>
+        <w:t>帖後1:7–8</w:t>
+      </w:r>
       <w:r>
         <w:rPr>
           <w:lang w:val="zh_TW" w:bidi="zh_TW"/>
         </w:rPr>
         <w:t>），也將參與末後的審判（</w:t>
       </w:r>
-      <w:hyperlink r:id="rId86">
-        <w:r>
-          <w:rPr>
-            <w:lang w:val="zh_TW" w:bidi="zh_TW"/>
-          </w:rPr>
-          <w:rPr>
-            <w:color w:val="0000EE"/>
-            <w:u w:val="single"/>
-          </w:rPr>
-          <w:t>太13:39</w:t>
-        </w:r>
-      </w:hyperlink>
+      <w:r>
+        <w:rPr>
+          <w:lang w:val="zh_TW" w:bidi="zh_TW"/>
+        </w:rPr>
+        <w:t>太13:39</w:t>
+      </w:r>
       <w:r>
         <w:rPr>
           <w:lang w:val="zh_TW" w:bidi="zh_TW"/>
         </w:rPr>
         <w:t>、</w:t>
       </w:r>
-      <w:hyperlink r:id="rId87">
-        <w:r>
-          <w:rPr>
-            <w:lang w:val="zh_TW" w:bidi="zh_TW"/>
-          </w:rPr>
-          <w:rPr>
-            <w:color w:val="0000EE"/>
-            <w:u w:val="single"/>
-          </w:rPr>
-          <w:t>41</w:t>
-        </w:r>
-      </w:hyperlink>
+      <w:r>
+        <w:rPr>
+          <w:lang w:val="zh_TW" w:bidi="zh_TW"/>
+        </w:rPr>
+        <w:t>41</w:t>
+      </w:r>
       <w:r>
         <w:rPr>
           <w:lang w:val="zh_TW" w:bidi="zh_TW"/>
         </w:rPr>
         <w:t>、</w:t>
       </w:r>
-      <w:hyperlink r:id="rId88">
-        <w:r>
-          <w:rPr>
-            <w:lang w:val="zh_TW" w:bidi="zh_TW"/>
-          </w:rPr>
-          <w:rPr>
-            <w:color w:val="0000EE"/>
-            <w:u w:val="single"/>
-          </w:rPr>
-          <w:t>49–50，</w:t>
-        </w:r>
-      </w:hyperlink>
-      <w:hyperlink r:id="rId89">
-        <w:r>
-          <w:rPr>
-            <w:lang w:val="zh_TW" w:bidi="zh_TW"/>
-          </w:rPr>
-          <w:rPr>
-            <w:color w:val="0000EE"/>
-            <w:u w:val="single"/>
-          </w:rPr>
-          <w:t>16:27，</w:t>
-        </w:r>
-      </w:hyperlink>
-      <w:hyperlink r:id="rId90">
-        <w:r>
-          <w:rPr>
-            <w:lang w:val="zh_TW" w:bidi="zh_TW"/>
-          </w:rPr>
-          <w:rPr>
-            <w:color w:val="0000EE"/>
-            <w:u w:val="single"/>
-          </w:rPr>
-          <w:t>24:31</w:t>
-        </w:r>
-      </w:hyperlink>
+      <w:r>
+        <w:rPr>
+          <w:lang w:val="zh_TW" w:bidi="zh_TW"/>
+        </w:rPr>
+        <w:t>49–50，</w:t>
+      </w:r>
+      <w:r>
+        <w:rPr>
+          <w:lang w:val="zh_TW" w:bidi="zh_TW"/>
+        </w:rPr>
+        <w:t>16:27，</w:t>
+      </w:r>
+      <w:r>
+        <w:rPr>
+          <w:lang w:val="zh_TW" w:bidi="zh_TW"/>
+        </w:rPr>
+        <w:t>24:31</w:t>
+      </w:r>
       <w:r>
         <w:rPr>
           <w:lang w:val="zh_TW" w:bidi="zh_TW"/>
         </w:rPr>
         <w:t>；</w:t>
       </w:r>
-      <w:hyperlink r:id="rId91">
-        <w:r>
-          <w:rPr>
-            <w:lang w:val="zh_TW" w:bidi="zh_TW"/>
-          </w:rPr>
-          <w:rPr>
-            <w:color w:val="0000EE"/>
-            <w:u w:val="single"/>
-          </w:rPr>
-          <w:t>可13:27</w:t>
-        </w:r>
-      </w:hyperlink>
+      <w:r>
+        <w:rPr>
+          <w:lang w:val="zh_TW" w:bidi="zh_TW"/>
+        </w:rPr>
+        <w:t>可13:27</w:t>
+      </w:r>
       <w:r>
         <w:rPr>
           <w:lang w:val="zh_TW" w:bidi="zh_TW"/>
         </w:rPr>
         <w:t>；</w:t>
       </w:r>
-      <w:hyperlink r:id="rId92">
-        <w:r>
-          <w:rPr>
-            <w:lang w:val="zh_TW" w:bidi="zh_TW"/>
-          </w:rPr>
-          <w:rPr>
-            <w:color w:val="0000EE"/>
-            <w:u w:val="single"/>
-          </w:rPr>
-          <w:t>路9:26，</w:t>
-        </w:r>
-      </w:hyperlink>
-      <w:hyperlink r:id="rId93">
-        <w:r>
-          <w:rPr>
-            <w:lang w:val="zh_TW" w:bidi="zh_TW"/>
-          </w:rPr>
-          <w:rPr>
-            <w:color w:val="0000EE"/>
-            <w:u w:val="single"/>
-          </w:rPr>
-          <w:t>12:8</w:t>
-        </w:r>
-      </w:hyperlink>
+      <w:r>
+        <w:rPr>
+          <w:lang w:val="zh_TW" w:bidi="zh_TW"/>
+        </w:rPr>
+        <w:t>路9:26，</w:t>
+      </w:r>
+      <w:r>
+        <w:rPr>
+          <w:lang w:val="zh_TW" w:bidi="zh_TW"/>
+        </w:rPr>
+        <w:t>12:8</w:t>
+      </w:r>
       <w:r>
         <w:rPr>
           <w:lang w:val="zh_TW" w:bidi="zh_TW"/>
         </w:rPr>
         <w:t>；</w:t>
       </w:r>
-      <w:hyperlink r:id="rId94">
-        <w:r>
-          <w:rPr>
-            <w:lang w:val="zh_TW" w:bidi="zh_TW"/>
-          </w:rPr>
-          <w:rPr>
-            <w:color w:val="0000EE"/>
-            <w:u w:val="single"/>
-          </w:rPr>
-          <w:t>帖後1:7</w:t>
-        </w:r>
-      </w:hyperlink>
+      <w:r>
+        <w:rPr>
+          <w:lang w:val="zh_TW" w:bidi="zh_TW"/>
+        </w:rPr>
+        <w:t>帖後1:7</w:t>
+      </w:r>
       <w:r>
         <w:rPr>
           <w:lang w:val="zh_TW" w:bidi="zh_TW"/>
@@ -2286,108 +1692,72 @@
         </w:rPr>
         <w:t>在福音書中，天使常在關鍵時刻出現。他們宣告施洗約翰與耶穌的誕生，並在耶穌受試探之後服事祂（</w:t>
       </w:r>
-      <w:hyperlink r:id="rId95">
-        <w:r>
-          <w:rPr>
-            <w:lang w:val="zh_TW" w:bidi="zh_TW"/>
-          </w:rPr>
-          <w:rPr>
-            <w:color w:val="0000EE"/>
-            <w:u w:val="single"/>
-          </w:rPr>
-          <w:t>路1:1–2:52</w:t>
-        </w:r>
-      </w:hyperlink>
+      <w:r>
+        <w:rPr>
+          <w:lang w:val="zh_TW" w:bidi="zh_TW"/>
+        </w:rPr>
+        <w:t>路1:1–2:52</w:t>
+      </w:r>
       <w:r>
         <w:rPr>
           <w:lang w:val="zh_TW" w:bidi="zh_TW"/>
         </w:rPr>
         <w:t>；</w:t>
       </w:r>
-      <w:hyperlink r:id="rId96">
-        <w:r>
-          <w:rPr>
-            <w:lang w:val="zh_TW" w:bidi="zh_TW"/>
-          </w:rPr>
-          <w:rPr>
-            <w:color w:val="0000EE"/>
-            <w:u w:val="single"/>
-          </w:rPr>
-          <w:t>太4:11</w:t>
-        </w:r>
-      </w:hyperlink>
+      <w:r>
+        <w:rPr>
+          <w:lang w:val="zh_TW" w:bidi="zh_TW"/>
+        </w:rPr>
+        <w:t>太4:11</w:t>
+      </w:r>
       <w:r>
         <w:rPr>
           <w:lang w:val="zh_TW" w:bidi="zh_TW"/>
         </w:rPr>
         <w:t>）。耶穌復活後，天使也在空墳墓處顯現（</w:t>
       </w:r>
-      <w:hyperlink r:id="rId97">
-        <w:r>
-          <w:rPr>
-            <w:lang w:val="zh_TW" w:bidi="zh_TW"/>
-          </w:rPr>
-          <w:rPr>
-            <w:color w:val="0000EE"/>
-            <w:u w:val="single"/>
-          </w:rPr>
-          <w:t>太28:1–8</w:t>
-        </w:r>
-      </w:hyperlink>
+      <w:r>
+        <w:rPr>
+          <w:lang w:val="zh_TW" w:bidi="zh_TW"/>
+        </w:rPr>
+        <w:t>太28:1–8</w:t>
+      </w:r>
       <w:r>
         <w:rPr>
           <w:lang w:val="zh_TW" w:bidi="zh_TW"/>
         </w:rPr>
         <w:t>；</w:t>
       </w:r>
-      <w:hyperlink r:id="rId98">
-        <w:r>
-          <w:rPr>
-            <w:lang w:val="zh_TW" w:bidi="zh_TW"/>
-          </w:rPr>
-          <w:rPr>
-            <w:color w:val="0000EE"/>
-            <w:u w:val="single"/>
-          </w:rPr>
-          <w:t>可16:5–7</w:t>
-        </w:r>
-      </w:hyperlink>
+      <w:r>
+        <w:rPr>
+          <w:lang w:val="zh_TW" w:bidi="zh_TW"/>
+        </w:rPr>
+        <w:t>可16:5–7</w:t>
+      </w:r>
       <w:r>
         <w:rPr>
           <w:lang w:val="zh_TW" w:bidi="zh_TW"/>
         </w:rPr>
         <w:t>；</w:t>
       </w:r>
-      <w:hyperlink r:id="rId99">
-        <w:r>
-          <w:rPr>
-            <w:lang w:val="zh_TW" w:bidi="zh_TW"/>
-          </w:rPr>
-          <w:rPr>
-            <w:color w:val="0000EE"/>
-            <w:u w:val="single"/>
-          </w:rPr>
-          <w:t>路24:23</w:t>
-        </w:r>
-      </w:hyperlink>
+      <w:r>
+        <w:rPr>
+          <w:lang w:val="zh_TW" w:bidi="zh_TW"/>
+        </w:rPr>
+        <w:t>路24:23</w:t>
+      </w:r>
       <w:r>
         <w:rPr>
           <w:lang w:val="zh_TW" w:bidi="zh_TW"/>
         </w:rPr>
         <w:t>；</w:t>
       </w:r>
-      <w:hyperlink r:id="rId100">
-        <w:r>
-          <w:rPr>
-            <w:lang w:val="zh_TW" w:bidi="zh_TW"/>
-          </w:rPr>
-          <w:rPr>
-            <w:color w:val="0000EE"/>
-            <w:u w:val="single"/>
-          </w:rPr>
-          <w:t>約20:12</w:t>
-        </w:r>
-      </w:hyperlink>
+      <w:r>
+        <w:rPr>
+          <w:lang w:val="zh_TW" w:bidi="zh_TW"/>
+        </w:rPr>
+        <w:t>約20:12</w:t>
+      </w:r>
       <w:r>
         <w:rPr>
           <w:lang w:val="zh_TW" w:bidi="zh_TW"/>
@@ -2408,132 +1778,84 @@
         </w:rPr>
         <w:t>在使徒行傳中，天使的角色極為重要。天使曾幫助使徒奇蹟般地逃離監獄（</w:t>
       </w:r>
-      <w:hyperlink r:id="rId101">
-        <w:r>
-          <w:rPr>
-            <w:lang w:val="zh_TW" w:bidi="zh_TW"/>
-          </w:rPr>
-          <w:rPr>
-            <w:color w:val="0000EE"/>
-            <w:u w:val="single"/>
-          </w:rPr>
-          <w:t>徒5:19</w:t>
-        </w:r>
-      </w:hyperlink>
+      <w:r>
+        <w:rPr>
+          <w:lang w:val="zh_TW" w:bidi="zh_TW"/>
+        </w:rPr>
+        <w:t>徒5:19</w:t>
+      </w:r>
       <w:r>
         <w:rPr>
           <w:lang w:val="zh_TW" w:bidi="zh_TW"/>
         </w:rPr>
         <w:t>，</w:t>
       </w:r>
-      <w:hyperlink r:id="rId102">
-        <w:r>
-          <w:rPr>
-            <w:lang w:val="zh_TW" w:bidi="zh_TW"/>
-          </w:rPr>
-          <w:rPr>
-            <w:color w:val="0000EE"/>
-            <w:u w:val="single"/>
-          </w:rPr>
-          <w:t>12:6–11</w:t>
-        </w:r>
-      </w:hyperlink>
+      <w:r>
+        <w:rPr>
+          <w:lang w:val="zh_TW" w:bidi="zh_TW"/>
+        </w:rPr>
+        <w:t>12:6–11</w:t>
+      </w:r>
       <w:r>
         <w:rPr>
           <w:lang w:val="zh_TW" w:bidi="zh_TW"/>
         </w:rPr>
         <w:t>）。一位天使曾在暴風雨中鼓勵了保羅。（</w:t>
       </w:r>
-      <w:hyperlink r:id="rId103">
-        <w:r>
-          <w:rPr>
-            <w:lang w:val="zh_TW" w:bidi="zh_TW"/>
-          </w:rPr>
-          <w:rPr>
-            <w:color w:val="0000EE"/>
-            <w:u w:val="single"/>
-          </w:rPr>
-          <w:t>27:23–24</w:t>
-        </w:r>
-      </w:hyperlink>
+      <w:r>
+        <w:rPr>
+          <w:lang w:val="zh_TW" w:bidi="zh_TW"/>
+        </w:rPr>
+        <w:t>27:23–24</w:t>
+      </w:r>
       <w:r>
         <w:rPr>
           <w:lang w:val="zh_TW" w:bidi="zh_TW"/>
         </w:rPr>
         <w:t>）。一位天使也吩咐羅馬百夫長哥尼流去向彼得學習福音（</w:t>
       </w:r>
-      <w:hyperlink r:id="rId104">
-        <w:r>
-          <w:rPr>
-            <w:lang w:val="zh_TW" w:bidi="zh_TW"/>
-          </w:rPr>
-          <w:rPr>
-            <w:color w:val="0000EE"/>
-            <w:u w:val="single"/>
-          </w:rPr>
-          <w:t>10:3、</w:t>
-        </w:r>
-      </w:hyperlink>
-      <w:hyperlink r:id="rId105">
-        <w:r>
-          <w:rPr>
-            <w:lang w:val="zh_TW" w:bidi="zh_TW"/>
-          </w:rPr>
-          <w:rPr>
-            <w:color w:val="0000EE"/>
-            <w:u w:val="single"/>
-          </w:rPr>
-          <w:t>7、</w:t>
-        </w:r>
-      </w:hyperlink>
-      <w:hyperlink r:id="rId106">
-        <w:r>
-          <w:rPr>
-            <w:lang w:val="zh_TW" w:bidi="zh_TW"/>
-          </w:rPr>
-          <w:rPr>
-            <w:color w:val="0000EE"/>
-            <w:u w:val="single"/>
-          </w:rPr>
-          <w:t>22</w:t>
-        </w:r>
-      </w:hyperlink>
+      <w:r>
+        <w:rPr>
+          <w:lang w:val="zh_TW" w:bidi="zh_TW"/>
+        </w:rPr>
+        <w:t>10:3、</w:t>
+      </w:r>
+      <w:r>
+        <w:rPr>
+          <w:lang w:val="zh_TW" w:bidi="zh_TW"/>
+        </w:rPr>
+        <w:t>7、</w:t>
+      </w:r>
+      <w:r>
+        <w:rPr>
+          <w:lang w:val="zh_TW" w:bidi="zh_TW"/>
+        </w:rPr>
+        <w:t>22</w:t>
+      </w:r>
       <w:r>
         <w:rPr>
           <w:lang w:val="zh_TW" w:bidi="zh_TW"/>
         </w:rPr>
         <w:t>，</w:t>
       </w:r>
-      <w:hyperlink r:id="rId107">
-        <w:r>
-          <w:rPr>
-            <w:lang w:val="zh_TW" w:bidi="zh_TW"/>
-          </w:rPr>
-          <w:rPr>
-            <w:color w:val="0000EE"/>
-            <w:u w:val="single"/>
-          </w:rPr>
-          <w:t>11:13</w:t>
-        </w:r>
-      </w:hyperlink>
+      <w:r>
+        <w:rPr>
+          <w:lang w:val="zh_TW" w:bidi="zh_TW"/>
+        </w:rPr>
+        <w:t>11:13</w:t>
+      </w:r>
       <w:r>
         <w:rPr>
           <w:lang w:val="zh_TW" w:bidi="zh_TW"/>
         </w:rPr>
         <w:t>）。另有一位天使擊打希律王亞基帕，因他接受人的敬拜，卻不將榮耀歸給神（</w:t>
       </w:r>
-      <w:hyperlink r:id="rId73">
-        <w:r>
-          <w:rPr>
-            <w:lang w:val="zh_TW" w:bidi="zh_TW"/>
-          </w:rPr>
-          <w:rPr>
-            <w:color w:val="0000EE"/>
-            <w:u w:val="single"/>
-          </w:rPr>
-          <w:t>12:23</w:t>
-        </w:r>
-      </w:hyperlink>
+      <w:r>
+        <w:rPr>
+          <w:lang w:val="zh_TW" w:bidi="zh_TW"/>
+        </w:rPr>
+        <w:t>12:23</w:t>
+      </w:r>
       <w:r>
         <w:rPr>
           <w:lang w:val="zh_TW" w:bidi="zh_TW"/>
@@ -2554,138 +1876,90 @@
         </w:rPr>
         <w:t>有些天使犯了罪，將遭受永恆的審判 （</w:t>
       </w:r>
-      <w:hyperlink r:id="rId108">
-        <w:r>
-          <w:rPr>
-            <w:lang w:val="zh_TW" w:bidi="zh_TW"/>
-          </w:rPr>
-          <w:rPr>
-            <w:color w:val="0000EE"/>
-            <w:u w:val="single"/>
-          </w:rPr>
-          <w:t>太25:41</w:t>
-        </w:r>
-      </w:hyperlink>
+      <w:r>
+        <w:rPr>
+          <w:lang w:val="zh_TW" w:bidi="zh_TW"/>
+        </w:rPr>
+        <w:t>太25:41</w:t>
+      </w:r>
       <w:r>
         <w:rPr>
           <w:lang w:val="zh_TW" w:bidi="zh_TW"/>
         </w:rPr>
         <w:t>；</w:t>
       </w:r>
-      <w:hyperlink r:id="rId109">
-        <w:r>
-          <w:rPr>
-            <w:lang w:val="zh_TW" w:bidi="zh_TW"/>
-          </w:rPr>
-          <w:rPr>
-            <w:color w:val="0000EE"/>
-            <w:u w:val="single"/>
-          </w:rPr>
-          <w:t>彼後2:4</w:t>
-        </w:r>
-      </w:hyperlink>
+      <w:r>
+        <w:rPr>
+          <w:lang w:val="zh_TW" w:bidi="zh_TW"/>
+        </w:rPr>
+        <w:t>彼後2:4</w:t>
+      </w:r>
       <w:r>
         <w:rPr>
           <w:lang w:val="zh_TW" w:bidi="zh_TW"/>
         </w:rPr>
         <w:t>、</w:t>
       </w:r>
-      <w:hyperlink r:id="rId110">
-        <w:r>
-          <w:rPr>
-            <w:lang w:val="zh_TW" w:bidi="zh_TW"/>
-          </w:rPr>
-          <w:rPr>
-            <w:color w:val="0000EE"/>
-            <w:u w:val="single"/>
-          </w:rPr>
-          <w:t>11</w:t>
-        </w:r>
-      </w:hyperlink>
+      <w:r>
+        <w:rPr>
+          <w:lang w:val="zh_TW" w:bidi="zh_TW"/>
+        </w:rPr>
+        <w:t>11</w:t>
+      </w:r>
       <w:r>
         <w:rPr>
           <w:lang w:val="zh_TW" w:bidi="zh_TW"/>
         </w:rPr>
         <w:t>；</w:t>
       </w:r>
-      <w:hyperlink r:id="rId111">
-        <w:r>
-          <w:rPr>
-            <w:lang w:val="zh_TW" w:bidi="zh_TW"/>
-          </w:rPr>
-          <w:rPr>
-            <w:color w:val="0000EE"/>
-            <w:u w:val="single"/>
-          </w:rPr>
-          <w:t>猶1:6</w:t>
-        </w:r>
-      </w:hyperlink>
+      <w:r>
+        <w:rPr>
+          <w:lang w:val="zh_TW" w:bidi="zh_TW"/>
+        </w:rPr>
+        <w:t>猶1:6</w:t>
+      </w:r>
       <w:r>
         <w:rPr>
           <w:lang w:val="zh_TW" w:bidi="zh_TW"/>
         </w:rPr>
         <w:t>）。雖然天使是屬靈和屬天的存在，但他們的地位在耶穌之下，人不可敬拜他們 （</w:t>
       </w:r>
-      <w:hyperlink r:id="rId112">
-        <w:r>
-          <w:rPr>
-            <w:lang w:val="zh_TW" w:bidi="zh_TW"/>
-          </w:rPr>
-          <w:rPr>
-            <w:color w:val="0000EE"/>
-            <w:u w:val="single"/>
-          </w:rPr>
-          <w:t>加1:8</w:t>
-        </w:r>
-      </w:hyperlink>
+      <w:r>
+        <w:rPr>
+          <w:lang w:val="zh_TW" w:bidi="zh_TW"/>
+        </w:rPr>
+        <w:t>加1:8</w:t>
+      </w:r>
       <w:r>
         <w:rPr>
           <w:lang w:val="zh_TW" w:bidi="zh_TW"/>
         </w:rPr>
         <w:t>；</w:t>
       </w:r>
-      <w:hyperlink r:id="rId113">
-        <w:r>
-          <w:rPr>
-            <w:lang w:val="zh_TW" w:bidi="zh_TW"/>
-          </w:rPr>
-          <w:rPr>
-            <w:color w:val="0000EE"/>
-            <w:u w:val="single"/>
-          </w:rPr>
-          <w:t>西2:18</w:t>
-        </w:r>
-      </w:hyperlink>
+      <w:r>
+        <w:rPr>
+          <w:lang w:val="zh_TW" w:bidi="zh_TW"/>
+        </w:rPr>
+        <w:t>西2:18</w:t>
+      </w:r>
       <w:r>
         <w:rPr>
           <w:lang w:val="zh_TW" w:bidi="zh_TW"/>
         </w:rPr>
         <w:t>；</w:t>
       </w:r>
-      <w:hyperlink r:id="rId114">
-        <w:r>
-          <w:rPr>
-            <w:lang w:val="zh_TW" w:bidi="zh_TW"/>
-          </w:rPr>
-          <w:rPr>
-            <w:color w:val="0000EE"/>
-            <w:u w:val="single"/>
-          </w:rPr>
-          <w:t>啟19:10，</w:t>
-        </w:r>
-      </w:hyperlink>
-      <w:hyperlink r:id="rId115">
-        <w:r>
-          <w:rPr>
-            <w:lang w:val="zh_TW" w:bidi="zh_TW"/>
-          </w:rPr>
-          <w:rPr>
-            <w:color w:val="0000EE"/>
-            <w:u w:val="single"/>
-          </w:rPr>
-          <w:t>22:8–9</w:t>
-        </w:r>
-      </w:hyperlink>
+      <w:r>
+        <w:rPr>
+          <w:lang w:val="zh_TW" w:bidi="zh_TW"/>
+        </w:rPr>
+        <w:t>啟19:10，</w:t>
+      </w:r>
+      <w:r>
+        <w:rPr>
+          <w:lang w:val="zh_TW" w:bidi="zh_TW"/>
+        </w:rPr>
+        <w:t>22:8–9</w:t>
+      </w:r>
       <w:r>
         <w:rPr>
           <w:lang w:val="zh_TW" w:bidi="zh_TW"/>
@@ -2715,786 +1989,444 @@
           <w:lang w:val="zh_TW" w:bidi="zh_TW"/>
         </w:rPr>
       </w:r>
-      <w:hyperlink r:id="rId81">
-        <w:r>
-          <w:rPr>
-            <w:lang w:val="zh_TW" w:bidi="zh_TW"/>
-          </w:rPr>
-          <w:rPr>
-            <w:color w:val="0000EE"/>
-            <w:u w:val="single"/>
-          </w:rPr>
-          <w:t>詩91:11</w:t>
-        </w:r>
-      </w:hyperlink>
+      <w:r>
+        <w:rPr>
+          <w:lang w:val="zh_TW" w:bidi="zh_TW"/>
+        </w:rPr>
+        <w:t>詩91:11</w:t>
+      </w:r>
       <w:r>
         <w:rPr>
           <w:lang w:val="zh_TW" w:bidi="zh_TW"/>
         </w:rPr>
         <w:t>；</w:t>
       </w:r>
-      <w:hyperlink r:id="rId116">
-        <w:r>
-          <w:rPr>
-            <w:lang w:val="zh_TW" w:bidi="zh_TW"/>
-          </w:rPr>
-          <w:rPr>
-            <w:color w:val="0000EE"/>
-            <w:u w:val="single"/>
-          </w:rPr>
-          <w:t>但8:15–18，</w:t>
-        </w:r>
-      </w:hyperlink>
-      <w:hyperlink r:id="rId117">
-        <w:r>
-          <w:rPr>
-            <w:lang w:val="zh_TW" w:bidi="zh_TW"/>
-          </w:rPr>
-          <w:rPr>
-            <w:color w:val="0000EE"/>
-            <w:u w:val="single"/>
-          </w:rPr>
-          <w:t>9:21–23，</w:t>
-        </w:r>
-      </w:hyperlink>
-      <w:hyperlink r:id="rId118">
-        <w:r>
-          <w:rPr>
-            <w:lang w:val="zh_TW" w:bidi="zh_TW"/>
-          </w:rPr>
-          <w:rPr>
-            <w:color w:val="0000EE"/>
-            <w:u w:val="single"/>
-          </w:rPr>
-          <w:t>10:4–11:1，</w:t>
-        </w:r>
-      </w:hyperlink>
-      <w:hyperlink r:id="rId64">
-        <w:r>
-          <w:rPr>
-            <w:lang w:val="zh_TW" w:bidi="zh_TW"/>
-          </w:rPr>
-          <w:rPr>
-            <w:color w:val="0000EE"/>
-            <w:u w:val="single"/>
-          </w:rPr>
-          <w:t>12:1–2</w:t>
-        </w:r>
-      </w:hyperlink>
+      <w:r>
+        <w:rPr>
+          <w:lang w:val="zh_TW" w:bidi="zh_TW"/>
+        </w:rPr>
+        <w:t>但8:15–18，</w:t>
+      </w:r>
+      <w:r>
+        <w:rPr>
+          <w:lang w:val="zh_TW" w:bidi="zh_TW"/>
+        </w:rPr>
+        <w:t>9:21–23，</w:t>
+      </w:r>
+      <w:r>
+        <w:rPr>
+          <w:lang w:val="zh_TW" w:bidi="zh_TW"/>
+        </w:rPr>
+        <w:t>10:4–11:1，</w:t>
+      </w:r>
+      <w:r>
+        <w:rPr>
+          <w:lang w:val="zh_TW" w:bidi="zh_TW"/>
+        </w:rPr>
+        <w:t>12:1–2</w:t>
+      </w:r>
       <w:r>
         <w:rPr>
           <w:lang w:val="zh_TW" w:bidi="zh_TW"/>
         </w:rPr>
         <w:t>；</w:t>
       </w:r>
-      <w:hyperlink r:id="rId119">
-        <w:r>
-          <w:rPr>
-            <w:lang w:val="zh_TW" w:bidi="zh_TW"/>
-          </w:rPr>
-          <w:rPr>
-            <w:color w:val="0000EE"/>
-            <w:u w:val="single"/>
-          </w:rPr>
-          <w:t>亞1:8–13、</w:t>
-        </w:r>
-      </w:hyperlink>
-      <w:hyperlink r:id="rId120">
-        <w:r>
-          <w:rPr>
-            <w:lang w:val="zh_TW" w:bidi="zh_TW"/>
-          </w:rPr>
-          <w:rPr>
-            <w:color w:val="0000EE"/>
-            <w:u w:val="single"/>
-          </w:rPr>
-          <w:t>18–19，</w:t>
-        </w:r>
-      </w:hyperlink>
-      <w:hyperlink r:id="rId121">
-        <w:r>
-          <w:rPr>
-            <w:lang w:val="zh_TW" w:bidi="zh_TW"/>
-          </w:rPr>
-          <w:rPr>
-            <w:color w:val="0000EE"/>
-            <w:u w:val="single"/>
-          </w:rPr>
-          <w:t>2:3–5</w:t>
-        </w:r>
-      </w:hyperlink>
+      <w:r>
+        <w:rPr>
+          <w:lang w:val="zh_TW" w:bidi="zh_TW"/>
+        </w:rPr>
+        <w:t>亞1:8–13、</w:t>
+      </w:r>
+      <w:r>
+        <w:rPr>
+          <w:lang w:val="zh_TW" w:bidi="zh_TW"/>
+        </w:rPr>
+        <w:t>18–19，</w:t>
+      </w:r>
+      <w:r>
+        <w:rPr>
+          <w:lang w:val="zh_TW" w:bidi="zh_TW"/>
+        </w:rPr>
+        <w:t>2:3–5</w:t>
+      </w:r>
       <w:r>
         <w:rPr>
           <w:lang w:val="zh_TW" w:bidi="zh_TW"/>
         </w:rPr>
         <w:t>；</w:t>
       </w:r>
-      <w:hyperlink r:id="rId122">
-        <w:r>
-          <w:rPr>
-            <w:lang w:val="zh_TW" w:bidi="zh_TW"/>
-          </w:rPr>
-          <w:rPr>
-            <w:color w:val="0000EE"/>
-            <w:u w:val="single"/>
-          </w:rPr>
-          <w:t>太1:20–24，</w:t>
-        </w:r>
-      </w:hyperlink>
-      <w:hyperlink r:id="rId123">
-        <w:r>
-          <w:rPr>
-            <w:lang w:val="zh_TW" w:bidi="zh_TW"/>
-          </w:rPr>
-          <w:rPr>
-            <w:color w:val="0000EE"/>
-            <w:u w:val="single"/>
-          </w:rPr>
-          <w:t>4:5–7、</w:t>
-        </w:r>
-      </w:hyperlink>
-      <w:hyperlink r:id="rId96">
-        <w:r>
-          <w:rPr>
-            <w:lang w:val="zh_TW" w:bidi="zh_TW"/>
-          </w:rPr>
-          <w:rPr>
-            <w:color w:val="0000EE"/>
-            <w:u w:val="single"/>
-          </w:rPr>
-          <w:t>11，</w:t>
-        </w:r>
-      </w:hyperlink>
-      <w:hyperlink r:id="rId124">
-        <w:r>
-          <w:rPr>
-            <w:lang w:val="zh_TW" w:bidi="zh_TW"/>
-          </w:rPr>
-          <w:rPr>
-            <w:color w:val="0000EE"/>
-            <w:u w:val="single"/>
-          </w:rPr>
-          <w:t>13:39–42、</w:t>
-        </w:r>
-      </w:hyperlink>
-      <w:hyperlink r:id="rId88">
-        <w:r>
-          <w:rPr>
-            <w:lang w:val="zh_TW" w:bidi="zh_TW"/>
-          </w:rPr>
-          <w:rPr>
-            <w:color w:val="0000EE"/>
-            <w:u w:val="single"/>
-          </w:rPr>
-          <w:t>49–50，</w:t>
-        </w:r>
-      </w:hyperlink>
-      <w:hyperlink r:id="rId79">
-        <w:r>
-          <w:rPr>
-            <w:lang w:val="zh_TW" w:bidi="zh_TW"/>
-          </w:rPr>
-          <w:rPr>
-            <w:color w:val="0000EE"/>
-            <w:u w:val="single"/>
-          </w:rPr>
-          <w:t>18:10，</w:t>
-        </w:r>
-      </w:hyperlink>
-      <w:hyperlink r:id="rId90">
-        <w:r>
-          <w:rPr>
-            <w:lang w:val="zh_TW" w:bidi="zh_TW"/>
-          </w:rPr>
-          <w:rPr>
-            <w:color w:val="0000EE"/>
-            <w:u w:val="single"/>
-          </w:rPr>
-          <w:t>24:31，</w:t>
-        </w:r>
-      </w:hyperlink>
-      <w:hyperlink r:id="rId125">
-        <w:r>
-          <w:rPr>
-            <w:lang w:val="zh_TW" w:bidi="zh_TW"/>
-          </w:rPr>
-          <w:rPr>
-            <w:color w:val="0000EE"/>
-            <w:u w:val="single"/>
-          </w:rPr>
-          <w:t>28:2–7</w:t>
-        </w:r>
-      </w:hyperlink>
+      <w:r>
+        <w:rPr>
+          <w:lang w:val="zh_TW" w:bidi="zh_TW"/>
+        </w:rPr>
+        <w:t>太1:20–24，</w:t>
+      </w:r>
+      <w:r>
+        <w:rPr>
+          <w:lang w:val="zh_TW" w:bidi="zh_TW"/>
+        </w:rPr>
+        <w:t>4:5–7、</w:t>
+      </w:r>
+      <w:r>
+        <w:rPr>
+          <w:lang w:val="zh_TW" w:bidi="zh_TW"/>
+        </w:rPr>
+        <w:t>11，</w:t>
+      </w:r>
+      <w:r>
+        <w:rPr>
+          <w:lang w:val="zh_TW" w:bidi="zh_TW"/>
+        </w:rPr>
+        <w:t>13:39–42、</w:t>
+      </w:r>
+      <w:r>
+        <w:rPr>
+          <w:lang w:val="zh_TW" w:bidi="zh_TW"/>
+        </w:rPr>
+        <w:t>49–50，</w:t>
+      </w:r>
+      <w:r>
+        <w:rPr>
+          <w:lang w:val="zh_TW" w:bidi="zh_TW"/>
+        </w:rPr>
+        <w:t>18:10，</w:t>
+      </w:r>
+      <w:r>
+        <w:rPr>
+          <w:lang w:val="zh_TW" w:bidi="zh_TW"/>
+        </w:rPr>
+        <w:t>24:31，</w:t>
+      </w:r>
+      <w:r>
+        <w:rPr>
+          <w:lang w:val="zh_TW" w:bidi="zh_TW"/>
+        </w:rPr>
+        <w:t>28:2–7</w:t>
+      </w:r>
       <w:r>
         <w:rPr>
           <w:lang w:val="zh_TW" w:bidi="zh_TW"/>
         </w:rPr>
         <w:t>；</w:t>
       </w:r>
-      <w:hyperlink r:id="rId98">
-        <w:r>
-          <w:rPr>
-            <w:lang w:val="zh_TW" w:bidi="zh_TW"/>
-          </w:rPr>
-          <w:rPr>
-            <w:color w:val="0000EE"/>
-            <w:u w:val="single"/>
-          </w:rPr>
-          <w:t>可16:5–7</w:t>
-        </w:r>
-      </w:hyperlink>
+      <w:r>
+        <w:rPr>
+          <w:lang w:val="zh_TW" w:bidi="zh_TW"/>
+        </w:rPr>
+        <w:t>可16:5–7</w:t>
+      </w:r>
       <w:r>
         <w:rPr>
           <w:lang w:val="zh_TW" w:bidi="zh_TW"/>
         </w:rPr>
         <w:t>；</w:t>
       </w:r>
-      <w:hyperlink r:id="rId126">
-        <w:r>
-          <w:rPr>
-            <w:lang w:val="zh_TW" w:bidi="zh_TW"/>
-          </w:rPr>
-          <w:rPr>
-            <w:color w:val="0000EE"/>
-            <w:u w:val="single"/>
-          </w:rPr>
-          <w:t>路1:11–22、</w:t>
-        </w:r>
-      </w:hyperlink>
-      <w:hyperlink r:id="rId127">
-        <w:r>
-          <w:rPr>
-            <w:lang w:val="zh_TW" w:bidi="zh_TW"/>
-          </w:rPr>
-          <w:rPr>
-            <w:color w:val="0000EE"/>
-            <w:u w:val="single"/>
-          </w:rPr>
-          <w:t>26–38，</w:t>
-        </w:r>
-      </w:hyperlink>
-      <w:hyperlink r:id="rId128">
-        <w:r>
-          <w:rPr>
-            <w:lang w:val="zh_TW" w:bidi="zh_TW"/>
-          </w:rPr>
-          <w:rPr>
-            <w:color w:val="0000EE"/>
-            <w:u w:val="single"/>
-          </w:rPr>
-          <w:t>2:8–15，</w:t>
-        </w:r>
-      </w:hyperlink>
-      <w:hyperlink r:id="rId92">
-        <w:r>
-          <w:rPr>
-            <w:lang w:val="zh_TW" w:bidi="zh_TW"/>
-          </w:rPr>
-          <w:rPr>
-            <w:color w:val="0000EE"/>
-            <w:u w:val="single"/>
-          </w:rPr>
-          <w:t>9:26，</w:t>
-        </w:r>
-      </w:hyperlink>
-      <w:hyperlink r:id="rId93">
-        <w:r>
-          <w:rPr>
-            <w:lang w:val="zh_TW" w:bidi="zh_TW"/>
-          </w:rPr>
-          <w:rPr>
-            <w:color w:val="0000EE"/>
-            <w:u w:val="single"/>
-          </w:rPr>
-          <w:t>12:8</w:t>
-        </w:r>
-      </w:hyperlink>
+      <w:r>
+        <w:rPr>
+          <w:lang w:val="zh_TW" w:bidi="zh_TW"/>
+        </w:rPr>
+        <w:t>路1:11–22、</w:t>
+      </w:r>
+      <w:r>
+        <w:rPr>
+          <w:lang w:val="zh_TW" w:bidi="zh_TW"/>
+        </w:rPr>
+        <w:t>26–38，</w:t>
+      </w:r>
+      <w:r>
+        <w:rPr>
+          <w:lang w:val="zh_TW" w:bidi="zh_TW"/>
+        </w:rPr>
+        <w:t>2:8–15，</w:t>
+      </w:r>
+      <w:r>
+        <w:rPr>
+          <w:lang w:val="zh_TW" w:bidi="zh_TW"/>
+        </w:rPr>
+        <w:t>9:26，</w:t>
+      </w:r>
+      <w:r>
+        <w:rPr>
+          <w:lang w:val="zh_TW" w:bidi="zh_TW"/>
+        </w:rPr>
+        <w:t>12:8</w:t>
+      </w:r>
       <w:r>
         <w:rPr>
           <w:lang w:val="zh_TW" w:bidi="zh_TW"/>
         </w:rPr>
         <w:t>；</w:t>
       </w:r>
-      <w:hyperlink r:id="rId129">
-        <w:r>
-          <w:rPr>
-            <w:lang w:val="zh_TW" w:bidi="zh_TW"/>
-          </w:rPr>
-          <w:rPr>
-            <w:color w:val="0000EE"/>
-            <w:u w:val="single"/>
-          </w:rPr>
-          <w:t>約20:12–13</w:t>
-        </w:r>
-      </w:hyperlink>
+      <w:r>
+        <w:rPr>
+          <w:lang w:val="zh_TW" w:bidi="zh_TW"/>
+        </w:rPr>
+        <w:t>約20:12–13</w:t>
+      </w:r>
       <w:r>
         <w:rPr>
           <w:lang w:val="zh_TW" w:bidi="zh_TW"/>
         </w:rPr>
         <w:t>；</w:t>
       </w:r>
-      <w:hyperlink r:id="rId130">
-        <w:r>
-          <w:rPr>
-            <w:lang w:val="zh_TW" w:bidi="zh_TW"/>
-          </w:rPr>
-          <w:rPr>
-            <w:color w:val="0000EE"/>
-            <w:u w:val="single"/>
-          </w:rPr>
-          <w:t>徒5:19–20，</w:t>
-        </w:r>
-      </w:hyperlink>
-      <w:hyperlink r:id="rId131">
-        <w:r>
-          <w:rPr>
-            <w:lang w:val="zh_TW" w:bidi="zh_TW"/>
-          </w:rPr>
-          <w:rPr>
-            <w:color w:val="0000EE"/>
-            <w:u w:val="single"/>
-          </w:rPr>
-          <w:t>7:30–35、</w:t>
-        </w:r>
-      </w:hyperlink>
-      <w:hyperlink r:id="rId70">
-        <w:r>
-          <w:rPr>
-            <w:lang w:val="zh_TW" w:bidi="zh_TW"/>
-          </w:rPr>
-          <w:rPr>
-            <w:color w:val="0000EE"/>
-            <w:u w:val="single"/>
-          </w:rPr>
-          <w:t>53，</w:t>
-        </w:r>
-      </w:hyperlink>
-      <w:hyperlink r:id="rId132">
-        <w:r>
-          <w:rPr>
-            <w:lang w:val="zh_TW" w:bidi="zh_TW"/>
-          </w:rPr>
-          <w:rPr>
-            <w:color w:val="0000EE"/>
-            <w:u w:val="single"/>
-          </w:rPr>
-          <w:t>10:3–8，</w:t>
-        </w:r>
-      </w:hyperlink>
-      <w:hyperlink r:id="rId102">
-        <w:r>
-          <w:rPr>
-            <w:lang w:val="zh_TW" w:bidi="zh_TW"/>
-          </w:rPr>
-          <w:rPr>
-            <w:color w:val="0000EE"/>
-            <w:u w:val="single"/>
-          </w:rPr>
-          <w:t>12:6–11、</w:t>
-        </w:r>
-      </w:hyperlink>
-      <w:hyperlink r:id="rId73">
-        <w:r>
-          <w:rPr>
-            <w:lang w:val="zh_TW" w:bidi="zh_TW"/>
-          </w:rPr>
-          <w:rPr>
-            <w:color w:val="0000EE"/>
-            <w:u w:val="single"/>
-          </w:rPr>
-          <w:t>23，</w:t>
-        </w:r>
-      </w:hyperlink>
-      <w:hyperlink r:id="rId103">
-        <w:r>
-          <w:rPr>
-            <w:lang w:val="zh_TW" w:bidi="zh_TW"/>
-          </w:rPr>
-          <w:rPr>
-            <w:color w:val="0000EE"/>
-            <w:u w:val="single"/>
-          </w:rPr>
-          <w:t>27:23–24</w:t>
-        </w:r>
-      </w:hyperlink>
+      <w:r>
+        <w:rPr>
+          <w:lang w:val="zh_TW" w:bidi="zh_TW"/>
+        </w:rPr>
+        <w:t>徒5:19–20，</w:t>
+      </w:r>
+      <w:r>
+        <w:rPr>
+          <w:lang w:val="zh_TW" w:bidi="zh_TW"/>
+        </w:rPr>
+        <w:t>7:30–35、</w:t>
+      </w:r>
+      <w:r>
+        <w:rPr>
+          <w:lang w:val="zh_TW" w:bidi="zh_TW"/>
+        </w:rPr>
+        <w:t>53，</w:t>
+      </w:r>
+      <w:r>
+        <w:rPr>
+          <w:lang w:val="zh_TW" w:bidi="zh_TW"/>
+        </w:rPr>
+        <w:t>10:3–8，</w:t>
+      </w:r>
+      <w:r>
+        <w:rPr>
+          <w:lang w:val="zh_TW" w:bidi="zh_TW"/>
+        </w:rPr>
+        <w:t>12:6–11、</w:t>
+      </w:r>
+      <w:r>
+        <w:rPr>
+          <w:lang w:val="zh_TW" w:bidi="zh_TW"/>
+        </w:rPr>
+        <w:t>23，</w:t>
+      </w:r>
+      <w:r>
+        <w:rPr>
+          <w:lang w:val="zh_TW" w:bidi="zh_TW"/>
+        </w:rPr>
+        <w:t>27:23–24</w:t>
+      </w:r>
       <w:r>
         <w:rPr>
           <w:lang w:val="zh_TW" w:bidi="zh_TW"/>
         </w:rPr>
         <w:t>；</w:t>
       </w:r>
-      <w:hyperlink r:id="rId77">
-        <w:r>
-          <w:rPr>
-            <w:lang w:val="zh_TW" w:bidi="zh_TW"/>
-          </w:rPr>
-          <w:rPr>
-            <w:color w:val="0000EE"/>
-            <w:u w:val="single"/>
-          </w:rPr>
-          <w:t>林前11:10</w:t>
-        </w:r>
-      </w:hyperlink>
+      <w:r>
+        <w:rPr>
+          <w:lang w:val="zh_TW" w:bidi="zh_TW"/>
+        </w:rPr>
+        <w:t>林前11:10</w:t>
+      </w:r>
       <w:r>
         <w:rPr>
           <w:lang w:val="zh_TW" w:bidi="zh_TW"/>
         </w:rPr>
         <w:t>；</w:t>
       </w:r>
-      <w:hyperlink r:id="rId112">
-        <w:r>
-          <w:rPr>
-            <w:lang w:val="zh_TW" w:bidi="zh_TW"/>
-          </w:rPr>
-          <w:rPr>
-            <w:color w:val="0000EE"/>
-            <w:u w:val="single"/>
-          </w:rPr>
-          <w:t>加1:8，</w:t>
-        </w:r>
-      </w:hyperlink>
-      <w:hyperlink r:id="rId71">
-        <w:r>
-          <w:rPr>
-            <w:lang w:val="zh_TW" w:bidi="zh_TW"/>
-          </w:rPr>
-          <w:rPr>
-            <w:color w:val="0000EE"/>
-            <w:u w:val="single"/>
-          </w:rPr>
-          <w:t>3:19</w:t>
-        </w:r>
-      </w:hyperlink>
+      <w:r>
+        <w:rPr>
+          <w:lang w:val="zh_TW" w:bidi="zh_TW"/>
+        </w:rPr>
+        <w:t>加1:8，</w:t>
+      </w:r>
+      <w:r>
+        <w:rPr>
+          <w:lang w:val="zh_TW" w:bidi="zh_TW"/>
+        </w:rPr>
+        <w:t>3:19</w:t>
+      </w:r>
       <w:r>
         <w:rPr>
           <w:lang w:val="zh_TW" w:bidi="zh_TW"/>
         </w:rPr>
         <w:t>；</w:t>
       </w:r>
-      <w:hyperlink r:id="rId113">
-        <w:r>
-          <w:rPr>
-            <w:lang w:val="zh_TW" w:bidi="zh_TW"/>
-          </w:rPr>
-          <w:rPr>
-            <w:color w:val="0000EE"/>
-            <w:u w:val="single"/>
-          </w:rPr>
-          <w:t>西2:18</w:t>
-        </w:r>
-      </w:hyperlink>
+      <w:r>
+        <w:rPr>
+          <w:lang w:val="zh_TW" w:bidi="zh_TW"/>
+        </w:rPr>
+        <w:t>西2:18</w:t>
+      </w:r>
       <w:r>
         <w:rPr>
           <w:lang w:val="zh_TW" w:bidi="zh_TW"/>
         </w:rPr>
         <w:t>；</w:t>
       </w:r>
-      <w:hyperlink r:id="rId133">
-        <w:r>
-          <w:rPr>
-            <w:lang w:val="zh_TW" w:bidi="zh_TW"/>
-          </w:rPr>
-          <w:rPr>
-            <w:color w:val="0000EE"/>
-            <w:u w:val="single"/>
-          </w:rPr>
-          <w:t>帖前4:16</w:t>
-        </w:r>
-      </w:hyperlink>
+      <w:r>
+        <w:rPr>
+          <w:lang w:val="zh_TW" w:bidi="zh_TW"/>
+        </w:rPr>
+        <w:t>帖前4:16</w:t>
+      </w:r>
       <w:r>
         <w:rPr>
           <w:lang w:val="zh_TW" w:bidi="zh_TW"/>
         </w:rPr>
         <w:t>；</w:t>
       </w:r>
-      <w:hyperlink r:id="rId76">
-        <w:r>
-          <w:rPr>
-            <w:lang w:val="zh_TW" w:bidi="zh_TW"/>
-          </w:rPr>
-          <w:rPr>
-            <w:color w:val="0000EE"/>
-            <w:u w:val="single"/>
-          </w:rPr>
-          <w:t>提前3:16，</w:t>
-        </w:r>
-      </w:hyperlink>
-      <w:hyperlink r:id="rId78">
-        <w:r>
-          <w:rPr>
-            <w:lang w:val="zh_TW" w:bidi="zh_TW"/>
-          </w:rPr>
-          <w:rPr>
-            <w:color w:val="0000EE"/>
-            <w:u w:val="single"/>
-          </w:rPr>
-          <w:t>5:21</w:t>
-        </w:r>
-      </w:hyperlink>
+      <w:r>
+        <w:rPr>
+          <w:lang w:val="zh_TW" w:bidi="zh_TW"/>
+        </w:rPr>
+        <w:t>提前3:16，</w:t>
+      </w:r>
+      <w:r>
+        <w:rPr>
+          <w:lang w:val="zh_TW" w:bidi="zh_TW"/>
+        </w:rPr>
+        <w:t>5:21</w:t>
+      </w:r>
       <w:r>
         <w:rPr>
           <w:lang w:val="zh_TW" w:bidi="zh_TW"/>
         </w:rPr>
         <w:t>；</w:t>
       </w:r>
-      <w:hyperlink r:id="rId134">
-        <w:r>
-          <w:rPr>
-            <w:lang w:val="zh_TW" w:bidi="zh_TW"/>
-          </w:rPr>
-          <w:rPr>
-            <w:color w:val="0000EE"/>
-            <w:u w:val="single"/>
-          </w:rPr>
-          <w:t>來1:5–14，</w:t>
-        </w:r>
-      </w:hyperlink>
-      <w:hyperlink r:id="rId135">
-        <w:r>
-          <w:rPr>
-            <w:lang w:val="zh_TW" w:bidi="zh_TW"/>
-          </w:rPr>
-          <w:rPr>
-            <w:color w:val="0000EE"/>
-            <w:u w:val="single"/>
-          </w:rPr>
-          <w:t>12:22，</w:t>
-        </w:r>
-      </w:hyperlink>
-      <w:hyperlink r:id="rId136">
-        <w:r>
-          <w:rPr>
-            <w:lang w:val="zh_TW" w:bidi="zh_TW"/>
-          </w:rPr>
-          <w:rPr>
-            <w:color w:val="0000EE"/>
-            <w:u w:val="single"/>
-          </w:rPr>
-          <w:t>13:2</w:t>
-        </w:r>
-      </w:hyperlink>
+      <w:r>
+        <w:rPr>
+          <w:lang w:val="zh_TW" w:bidi="zh_TW"/>
+        </w:rPr>
+        <w:t>來1:5–14，</w:t>
+      </w:r>
+      <w:r>
+        <w:rPr>
+          <w:lang w:val="zh_TW" w:bidi="zh_TW"/>
+        </w:rPr>
+        <w:t>12:22，</w:t>
+      </w:r>
+      <w:r>
+        <w:rPr>
+          <w:lang w:val="zh_TW" w:bidi="zh_TW"/>
+        </w:rPr>
+        <w:t>13:2</w:t>
+      </w:r>
       <w:r>
         <w:rPr>
           <w:lang w:val="zh_TW" w:bidi="zh_TW"/>
         </w:rPr>
         <w:t>；</w:t>
       </w:r>
-      <w:hyperlink r:id="rId109">
-        <w:r>
-          <w:rPr>
-            <w:lang w:val="zh_TW" w:bidi="zh_TW"/>
-          </w:rPr>
-          <w:rPr>
-            <w:color w:val="0000EE"/>
-            <w:u w:val="single"/>
-          </w:rPr>
-          <w:t>彼後2:4、</w:t>
-        </w:r>
-      </w:hyperlink>
-      <w:hyperlink r:id="rId110">
-        <w:r>
-          <w:rPr>
-            <w:lang w:val="zh_TW" w:bidi="zh_TW"/>
-          </w:rPr>
-          <w:rPr>
-            <w:color w:val="0000EE"/>
-            <w:u w:val="single"/>
-          </w:rPr>
-          <w:t>11</w:t>
-        </w:r>
-      </w:hyperlink>
+      <w:r>
+        <w:rPr>
+          <w:lang w:val="zh_TW" w:bidi="zh_TW"/>
+        </w:rPr>
+        <w:t>彼後2:4、</w:t>
+      </w:r>
+      <w:r>
+        <w:rPr>
+          <w:lang w:val="zh_TW" w:bidi="zh_TW"/>
+        </w:rPr>
+        <w:t>11</w:t>
+      </w:r>
       <w:r>
         <w:rPr>
           <w:lang w:val="zh_TW" w:bidi="zh_TW"/>
         </w:rPr>
         <w:t>；</w:t>
       </w:r>
-      <w:hyperlink r:id="rId111">
-        <w:r>
-          <w:rPr>
-            <w:lang w:val="zh_TW" w:bidi="zh_TW"/>
-          </w:rPr>
-          <w:rPr>
-            <w:color w:val="0000EE"/>
-            <w:u w:val="single"/>
-          </w:rPr>
-          <w:t>猶1:6、</w:t>
-        </w:r>
-      </w:hyperlink>
-      <w:hyperlink r:id="rId66">
-        <w:r>
-          <w:rPr>
-            <w:lang w:val="zh_TW" w:bidi="zh_TW"/>
-          </w:rPr>
-          <w:rPr>
-            <w:color w:val="0000EE"/>
-            <w:u w:val="single"/>
-          </w:rPr>
-          <w:t>9</w:t>
-        </w:r>
-      </w:hyperlink>
+      <w:r>
+        <w:rPr>
+          <w:lang w:val="zh_TW" w:bidi="zh_TW"/>
+        </w:rPr>
+        <w:t>猶1:6、</w:t>
+      </w:r>
+      <w:r>
+        <w:rPr>
+          <w:lang w:val="zh_TW" w:bidi="zh_TW"/>
+        </w:rPr>
+        <w:t>9</w:t>
+      </w:r>
       <w:r>
         <w:rPr>
           <w:lang w:val="zh_TW" w:bidi="zh_TW"/>
         </w:rPr>
         <w:t>；</w:t>
       </w:r>
-      <w:hyperlink r:id="rId137">
-        <w:r>
-          <w:rPr>
-            <w:lang w:val="zh_TW" w:bidi="zh_TW"/>
-          </w:rPr>
-          <w:rPr>
-            <w:color w:val="0000EE"/>
-            <w:u w:val="single"/>
-          </w:rPr>
-          <w:t>啟1:1–2，</w:t>
-        </w:r>
-      </w:hyperlink>
-      <w:hyperlink r:id="rId138">
-        <w:r>
-          <w:rPr>
-            <w:lang w:val="zh_TW" w:bidi="zh_TW"/>
-          </w:rPr>
-          <w:rPr>
-            <w:color w:val="0000EE"/>
-            <w:u w:val="single"/>
-          </w:rPr>
-          <w:t>5:2、</w:t>
-        </w:r>
-      </w:hyperlink>
-      <w:hyperlink r:id="rId139">
-        <w:r>
-          <w:rPr>
-            <w:lang w:val="zh_TW" w:bidi="zh_TW"/>
-          </w:rPr>
-          <w:rPr>
-            <w:color w:val="0000EE"/>
-            <w:u w:val="single"/>
-          </w:rPr>
-          <w:t>11–12，</w:t>
-        </w:r>
-      </w:hyperlink>
-      <w:hyperlink r:id="rId140">
-        <w:r>
-          <w:rPr>
-            <w:lang w:val="zh_TW" w:bidi="zh_TW"/>
-          </w:rPr>
-          <w:rPr>
-            <w:color w:val="0000EE"/>
-            <w:u w:val="single"/>
-          </w:rPr>
-          <w:t>7:1–2，</w:t>
-        </w:r>
-      </w:hyperlink>
-      <w:hyperlink r:id="rId141">
-        <w:r>
-          <w:rPr>
-            <w:lang w:val="zh_TW" w:bidi="zh_TW"/>
-          </w:rPr>
-          <w:rPr>
-            <w:color w:val="0000EE"/>
-            <w:u w:val="single"/>
-          </w:rPr>
-          <w:t>8:3–8，</w:t>
-        </w:r>
-      </w:hyperlink>
-      <w:hyperlink r:id="rId74">
-        <w:r>
-          <w:rPr>
-            <w:lang w:val="zh_TW" w:bidi="zh_TW"/>
-          </w:rPr>
-          <w:rPr>
-            <w:color w:val="0000EE"/>
-            <w:u w:val="single"/>
-          </w:rPr>
-          <w:t>9:15，</w:t>
-        </w:r>
-      </w:hyperlink>
-      <w:hyperlink r:id="rId142">
-        <w:r>
-          <w:rPr>
-            <w:lang w:val="zh_TW" w:bidi="zh_TW"/>
-          </w:rPr>
-          <w:rPr>
-            <w:color w:val="0000EE"/>
-            <w:u w:val="single"/>
-          </w:rPr>
-          <w:t>10:7–9，</w:t>
-        </w:r>
-      </w:hyperlink>
-      <w:hyperlink r:id="rId143">
-        <w:r>
-          <w:rPr>
-            <w:lang w:val="zh_TW" w:bidi="zh_TW"/>
-          </w:rPr>
-          <w:rPr>
-            <w:color w:val="0000EE"/>
-            <w:u w:val="single"/>
-          </w:rPr>
-          <w:t>14:6–10，</w:t>
-        </w:r>
-      </w:hyperlink>
-      <w:hyperlink r:id="rId75">
-        <w:r>
-          <w:rPr>
-            <w:lang w:val="zh_TW" w:bidi="zh_TW"/>
-          </w:rPr>
-          <w:rPr>
-            <w:color w:val="0000EE"/>
-            <w:u w:val="single"/>
-          </w:rPr>
-          <w:t>16:1–12，</w:t>
-        </w:r>
-      </w:hyperlink>
-      <w:hyperlink r:id="rId114">
-        <w:r>
-          <w:rPr>
-            <w:lang w:val="zh_TW" w:bidi="zh_TW"/>
-          </w:rPr>
-          <w:rPr>
-            <w:color w:val="0000EE"/>
-            <w:u w:val="single"/>
-          </w:rPr>
-          <w:t>19:10、</w:t>
-        </w:r>
-      </w:hyperlink>
-      <w:hyperlink r:id="rId144">
-        <w:r>
-          <w:rPr>
-            <w:lang w:val="zh_TW" w:bidi="zh_TW"/>
-          </w:rPr>
-          <w:rPr>
-            <w:color w:val="0000EE"/>
-            <w:u w:val="single"/>
-          </w:rPr>
-          <w:t>17，</w:t>
-        </w:r>
-      </w:hyperlink>
-      <w:hyperlink r:id="rId145">
-        <w:r>
-          <w:rPr>
-            <w:lang w:val="zh_TW" w:bidi="zh_TW"/>
-          </w:rPr>
-          <w:rPr>
-            <w:color w:val="0000EE"/>
-            <w:u w:val="single"/>
-          </w:rPr>
-          <w:t>20:1，</w:t>
-        </w:r>
-      </w:hyperlink>
-      <w:hyperlink r:id="rId146">
-        <w:r>
-          <w:rPr>
-            <w:lang w:val="zh_TW" w:bidi="zh_TW"/>
-          </w:rPr>
-          <w:rPr>
-            <w:color w:val="0000EE"/>
-            <w:u w:val="single"/>
-          </w:rPr>
-          <w:t>22:6–9</w:t>
-        </w:r>
-      </w:hyperlink>
+      <w:r>
+        <w:rPr>
+          <w:lang w:val="zh_TW" w:bidi="zh_TW"/>
+        </w:rPr>
+        <w:t>啟1:1–2，</w:t>
+      </w:r>
+      <w:r>
+        <w:rPr>
+          <w:lang w:val="zh_TW" w:bidi="zh_TW"/>
+        </w:rPr>
+        <w:t>5:2、</w:t>
+      </w:r>
+      <w:r>
+        <w:rPr>
+          <w:lang w:val="zh_TW" w:bidi="zh_TW"/>
+        </w:rPr>
+        <w:t>11–12，</w:t>
+      </w:r>
+      <w:r>
+        <w:rPr>
+          <w:lang w:val="zh_TW" w:bidi="zh_TW"/>
+        </w:rPr>
+        <w:t>7:1–2，</w:t>
+      </w:r>
+      <w:r>
+        <w:rPr>
+          <w:lang w:val="zh_TW" w:bidi="zh_TW"/>
+        </w:rPr>
+        <w:t>8:3–8，</w:t>
+      </w:r>
+      <w:r>
+        <w:rPr>
+          <w:lang w:val="zh_TW" w:bidi="zh_TW"/>
+        </w:rPr>
+        <w:t>9:15，</w:t>
+      </w:r>
+      <w:r>
+        <w:rPr>
+          <w:lang w:val="zh_TW" w:bidi="zh_TW"/>
+        </w:rPr>
+        <w:t>10:7–9，</w:t>
+      </w:r>
+      <w:r>
+        <w:rPr>
+          <w:lang w:val="zh_TW" w:bidi="zh_TW"/>
+        </w:rPr>
+        <w:t>14:6–10，</w:t>
+      </w:r>
+      <w:r>
+        <w:rPr>
+          <w:lang w:val="zh_TW" w:bidi="zh_TW"/>
+        </w:rPr>
+        <w:t>16:1–12，</w:t>
+      </w:r>
+      <w:r>
+        <w:rPr>
+          <w:lang w:val="zh_TW" w:bidi="zh_TW"/>
+        </w:rPr>
+        <w:t>19:10、</w:t>
+      </w:r>
+      <w:r>
+        <w:rPr>
+          <w:lang w:val="zh_TW" w:bidi="zh_TW"/>
+        </w:rPr>
+        <w:t>17，</w:t>
+      </w:r>
+      <w:r>
+        <w:rPr>
+          <w:lang w:val="zh_TW" w:bidi="zh_TW"/>
+        </w:rPr>
+        <w:t>20:1，</w:t>
+      </w:r>
+      <w:r>
+        <w:rPr>
+          <w:lang w:val="zh_TW" w:bidi="zh_TW"/>
+        </w:rPr>
+        <w:t>22:6–9</w:t>
+      </w:r>
       <w:r>
         <w:rPr>
           <w:lang w:val="zh_TW" w:bidi="zh_TW"/>
@@ -3543,72 +2475,48 @@
         </w:rPr>
         <w:t>聖經經常將天使描述為能引人敬畏或恐懼的存在（例如，</w:t>
       </w:r>
-      <w:hyperlink r:id="rId147">
-        <w:r>
-          <w:rPr>
-            <w:lang w:val="zh_TW" w:bidi="zh_TW"/>
-          </w:rPr>
-          <w:rPr>
-            <w:color w:val="0000EE"/>
-            <w:u w:val="single"/>
-          </w:rPr>
-          <w:t>書5:13–15</w:t>
-        </w:r>
-      </w:hyperlink>
+      <w:r>
+        <w:rPr>
+          <w:lang w:val="zh_TW" w:bidi="zh_TW"/>
+        </w:rPr>
+        <w:t>書5:13–15</w:t>
+      </w:r>
       <w:r>
         <w:rPr>
           <w:lang w:val="zh_TW" w:bidi="zh_TW"/>
         </w:rPr>
         <w:t>；</w:t>
       </w:r>
-      <w:hyperlink r:id="rId148">
-        <w:r>
-          <w:rPr>
-            <w:lang w:val="zh_TW" w:bidi="zh_TW"/>
-          </w:rPr>
-          <w:rPr>
-            <w:color w:val="0000EE"/>
-            <w:u w:val="single"/>
-          </w:rPr>
-          <w:t>路2:8–10</w:t>
-        </w:r>
-      </w:hyperlink>
+      <w:r>
+        <w:rPr>
+          <w:lang w:val="zh_TW" w:bidi="zh_TW"/>
+        </w:rPr>
+        <w:t>路2:8–10</w:t>
+      </w:r>
       <w:r>
         <w:rPr>
           <w:lang w:val="zh_TW" w:bidi="zh_TW"/>
         </w:rPr>
         <w:t>）。然而，天使服事神，且神不允許人們敬拜他們（</w:t>
       </w:r>
-      <w:hyperlink r:id="rId134">
-        <w:r>
-          <w:rPr>
-            <w:lang w:val="zh_TW" w:bidi="zh_TW"/>
-          </w:rPr>
-          <w:rPr>
-            <w:color w:val="0000EE"/>
-            <w:u w:val="single"/>
-          </w:rPr>
-          <w:t>來1:5–14</w:t>
-        </w:r>
-      </w:hyperlink>
+      <w:r>
+        <w:rPr>
+          <w:lang w:val="zh_TW" w:bidi="zh_TW"/>
+        </w:rPr>
+        <w:t>來1:5–14</w:t>
+      </w:r>
       <w:r>
         <w:rPr>
           <w:lang w:val="zh_TW" w:bidi="zh_TW"/>
         </w:rPr>
         <w:t>；</w:t>
       </w:r>
-      <w:hyperlink r:id="rId114">
-        <w:r>
-          <w:rPr>
-            <w:lang w:val="zh_TW" w:bidi="zh_TW"/>
-          </w:rPr>
-          <w:rPr>
-            <w:color w:val="0000EE"/>
-            <w:u w:val="single"/>
-          </w:rPr>
-          <w:t>啟19:10</w:t>
-        </w:r>
-      </w:hyperlink>
+      <w:r>
+        <w:rPr>
+          <w:lang w:val="zh_TW" w:bidi="zh_TW"/>
+        </w:rPr>
+        <w:t>啟19:10</w:t>
+      </w:r>
       <w:r>
         <w:rPr>
           <w:lang w:val="zh_TW" w:bidi="zh_TW"/>
@@ -3642,54 +2550,36 @@
         </w:rPr>
         <w:t>對基督徒來說，耶穌具有作為神與人之間中保的獨特角色。若將注意力集中在天使，或已故聖徒作為與神溝通的途徑，會分散對耶穌作為唯一必要中保的尊崇（</w:t>
       </w:r>
-      <w:hyperlink r:id="rId149">
-        <w:r>
-          <w:rPr>
-            <w:lang w:val="zh_TW" w:bidi="zh_TW"/>
-          </w:rPr>
-          <w:rPr>
-            <w:color w:val="0000EE"/>
-            <w:u w:val="single"/>
-          </w:rPr>
-          <w:t>提前2:5–6</w:t>
-        </w:r>
-      </w:hyperlink>
+      <w:r>
+        <w:rPr>
+          <w:lang w:val="zh_TW" w:bidi="zh_TW"/>
+        </w:rPr>
+        <w:t>提前2:5–6</w:t>
+      </w:r>
       <w:r>
         <w:rPr>
           <w:lang w:val="zh_TW" w:bidi="zh_TW"/>
         </w:rPr>
         <w:t>；另見</w:t>
       </w:r>
-      <w:hyperlink r:id="rId150">
-        <w:r>
-          <w:rPr>
-            <w:lang w:val="zh_TW" w:bidi="zh_TW"/>
-          </w:rPr>
-          <w:rPr>
-            <w:color w:val="0000EE"/>
-            <w:u w:val="single"/>
-          </w:rPr>
-          <w:t>林後5:19–21</w:t>
-        </w:r>
-      </w:hyperlink>
+      <w:r>
+        <w:rPr>
+          <w:lang w:val="zh_TW" w:bidi="zh_TW"/>
+        </w:rPr>
+        <w:t>林後5:19–21</w:t>
+      </w:r>
       <w:r>
         <w:rPr>
           <w:lang w:val="zh_TW" w:bidi="zh_TW"/>
         </w:rPr>
         <w:t>；</w:t>
       </w:r>
-      <w:hyperlink r:id="rId151">
-        <w:r>
-          <w:rPr>
-            <w:lang w:val="zh_TW" w:bidi="zh_TW"/>
-          </w:rPr>
-          <w:rPr>
-            <w:color w:val="0000EE"/>
-            <w:u w:val="single"/>
-          </w:rPr>
-          <w:t>來7:24–25</w:t>
-        </w:r>
-      </w:hyperlink>
+      <w:r>
+        <w:rPr>
+          <w:lang w:val="zh_TW" w:bidi="zh_TW"/>
+        </w:rPr>
+        <w:t>來7:24–25</w:t>
+      </w:r>
       <w:r>
         <w:rPr>
           <w:lang w:val="zh_TW" w:bidi="zh_TW"/>
@@ -3719,108 +2609,72 @@
           <w:lang w:val="zh_TW" w:bidi="zh_TW"/>
         </w:rPr>
       </w:r>
-      <w:hyperlink r:id="rId103">
-        <w:r>
-          <w:rPr>
-            <w:lang w:val="zh_TW" w:bidi="zh_TW"/>
-          </w:rPr>
-          <w:rPr>
-            <w:color w:val="0000EE"/>
-            <w:u w:val="single"/>
-          </w:rPr>
-          <w:t>徒27:23–24</w:t>
-        </w:r>
-      </w:hyperlink>
+      <w:r>
+        <w:rPr>
+          <w:lang w:val="zh_TW" w:bidi="zh_TW"/>
+        </w:rPr>
+        <w:t>徒27:23–24</w:t>
+      </w:r>
       <w:r>
         <w:rPr>
           <w:lang w:val="zh_TW" w:bidi="zh_TW"/>
         </w:rPr>
         <w:t>；</w:t>
       </w:r>
-      <w:hyperlink r:id="rId150">
-        <w:r>
-          <w:rPr>
-            <w:lang w:val="zh_TW" w:bidi="zh_TW"/>
-          </w:rPr>
-          <w:rPr>
-            <w:color w:val="0000EE"/>
-            <w:u w:val="single"/>
-          </w:rPr>
-          <w:t>林後5:19–21</w:t>
-        </w:r>
-      </w:hyperlink>
+      <w:r>
+        <w:rPr>
+          <w:lang w:val="zh_TW" w:bidi="zh_TW"/>
+        </w:rPr>
+        <w:t>林後5:19–21</w:t>
+      </w:r>
       <w:r>
         <w:rPr>
           <w:lang w:val="zh_TW" w:bidi="zh_TW"/>
         </w:rPr>
         <w:t>；</w:t>
       </w:r>
-      <w:hyperlink r:id="rId149">
-        <w:r>
-          <w:rPr>
-            <w:lang w:val="zh_TW" w:bidi="zh_TW"/>
-          </w:rPr>
-          <w:rPr>
-            <w:color w:val="0000EE"/>
-            <w:u w:val="single"/>
-          </w:rPr>
-          <w:t>提前2:5–6</w:t>
-        </w:r>
-      </w:hyperlink>
+      <w:r>
+        <w:rPr>
+          <w:lang w:val="zh_TW" w:bidi="zh_TW"/>
+        </w:rPr>
+        <w:t>提前2:5–6</w:t>
+      </w:r>
       <w:r>
         <w:rPr>
           <w:lang w:val="zh_TW" w:bidi="zh_TW"/>
         </w:rPr>
         <w:t>；</w:t>
       </w:r>
-      <w:hyperlink r:id="rId134">
-        <w:r>
-          <w:rPr>
-            <w:lang w:val="zh_TW" w:bidi="zh_TW"/>
-          </w:rPr>
-          <w:rPr>
-            <w:color w:val="0000EE"/>
-            <w:u w:val="single"/>
-          </w:rPr>
-          <w:t>來1:5–14</w:t>
-        </w:r>
-      </w:hyperlink>
+      <w:r>
+        <w:rPr>
+          <w:lang w:val="zh_TW" w:bidi="zh_TW"/>
+        </w:rPr>
+        <w:t>來1:5–14</w:t>
+      </w:r>
       <w:r>
         <w:rPr>
           <w:lang w:val="zh_TW" w:bidi="zh_TW"/>
         </w:rPr>
         <w:t>，</w:t>
       </w:r>
-      <w:hyperlink r:id="rId151">
-        <w:r>
-          <w:rPr>
-            <w:lang w:val="zh_TW" w:bidi="zh_TW"/>
-          </w:rPr>
-          <w:rPr>
-            <w:color w:val="0000EE"/>
-            <w:u w:val="single"/>
-          </w:rPr>
-          <w:t>7:24–25</w:t>
-        </w:r>
-      </w:hyperlink>
+      <w:r>
+        <w:rPr>
+          <w:lang w:val="zh_TW" w:bidi="zh_TW"/>
+        </w:rPr>
+        <w:t>7:24–25</w:t>
+      </w:r>
       <w:r>
         <w:rPr>
           <w:lang w:val="zh_TW" w:bidi="zh_TW"/>
         </w:rPr>
         <w:t>；</w:t>
       </w:r>
-      <w:hyperlink r:id="rId114">
-        <w:r>
-          <w:rPr>
-            <w:lang w:val="zh_TW" w:bidi="zh_TW"/>
-          </w:rPr>
-          <w:rPr>
-            <w:color w:val="0000EE"/>
-            <w:u w:val="single"/>
-          </w:rPr>
-          <w:t>啟19:10</w:t>
-        </w:r>
-      </w:hyperlink>
+      <w:r>
+        <w:rPr>
+          <w:lang w:val="zh_TW" w:bidi="zh_TW"/>
+        </w:rPr>
+        <w:t>啟19:10</w:t>
+      </w:r>
       <w:r>
         <w:rPr>
           <w:lang w:val="zh_TW" w:bidi="zh_TW"/>
